--- a/Word/Switchable MIMO Antenna Manuscript 4th Edit.docx
+++ b/Word/Switchable MIMO Antenna Manuscript 4th Edit.docx
@@ -77,13 +77,8 @@
         </w:rPr>
         <w:t xml:space="preserve"> </w:t>
       </w:r>
-      <w:proofErr w:type="spellStart"/>
-      <w:r>
-        <w:t>Subhrajit</w:t>
-      </w:r>
-      <w:proofErr w:type="spellEnd"/>
-      <w:r>
-        <w:t xml:space="preserve"> Nandy</w:t>
+      <w:r>
+        <w:t>Subhrajit Nandy</w:t>
       </w:r>
       <w:r>
         <w:rPr>
@@ -1079,21 +1074,7 @@
         <w:rPr>
           <w:rFonts w:cs="Times"/>
         </w:rPr>
-        <w:t xml:space="preserve">7.3 </w:t>
-      </w:r>
-      <w:proofErr w:type="spellStart"/>
-      <w:r>
-        <w:rPr>
-          <w:rFonts w:cs="Times"/>
-        </w:rPr>
-        <w:t>dBi</w:t>
-      </w:r>
-      <w:proofErr w:type="spellEnd"/>
-      <w:r>
-        <w:rPr>
-          <w:rFonts w:cs="Times"/>
-        </w:rPr>
-        <w:t xml:space="preserve"> [2].</w:t>
+        <w:t>7.3 dBi [2].</w:t>
       </w:r>
       <w:r>
         <w:rPr>
@@ -1232,35 +1213,7 @@
         <w:rPr>
           <w:rFonts w:cs="Times"/>
         </w:rPr>
-        <w:t xml:space="preserve">. It operates in 5.2 GHz or 3.5 GHz, demonstrating good impedance matching at both operating frequencies and isolation levels at 25 dB and 21 dB, ECC &lt; 0.0001, DG around 10 dB for both frequencies, peak realized gains of 3.5 </w:t>
-      </w:r>
-      <w:proofErr w:type="spellStart"/>
-      <w:r>
-        <w:rPr>
-          <w:rFonts w:cs="Times"/>
-        </w:rPr>
-        <w:t>dBi</w:t>
-      </w:r>
-      <w:proofErr w:type="spellEnd"/>
-      <w:r>
-        <w:rPr>
-          <w:rFonts w:cs="Times"/>
-        </w:rPr>
-        <w:t xml:space="preserve"> (at 3.5 GHz) and 4.8 </w:t>
-      </w:r>
-      <w:proofErr w:type="spellStart"/>
-      <w:r>
-        <w:rPr>
-          <w:rFonts w:cs="Times"/>
-        </w:rPr>
-        <w:t>dBi</w:t>
-      </w:r>
-      <w:proofErr w:type="spellEnd"/>
-      <w:r>
-        <w:rPr>
-          <w:rFonts w:cs="Times"/>
-        </w:rPr>
-        <w:t xml:space="preserve"> (at 5.2 GHz) [5].</w:t>
+        <w:t>. It operates in 5.2 GHz or 3.5 GHz, demonstrating good impedance matching at both operating frequencies and isolation levels at 25 dB and 21 dB, ECC &lt; 0.0001, DG around 10 dB for both frequencies, peak realized gains of 3.5 dBi (at 3.5 GHz) and 4.8 dBi (at 5.2 GHz) [5].</w:t>
       </w:r>
       <w:r>
         <w:rPr>
@@ -1360,7 +1313,7 @@
         <mc:AlternateContent>
           <mc:Choice Requires="wpi">
             <w:drawing>
-              <wp:anchor distT="0" distB="0" distL="114300" distR="114300" simplePos="0" relativeHeight="251661312" behindDoc="0" locked="0" layoutInCell="1" allowOverlap="1" wp14:anchorId="1A57AEE4" wp14:editId="23C9B112">
+              <wp:anchor distT="0" distB="0" distL="114300" distR="114300" simplePos="0" relativeHeight="251661312" behindDoc="0" locked="0" layoutInCell="1" allowOverlap="1" wp14:anchorId="1A57AEE4" wp14:editId="05A945B6">
                 <wp:simplePos x="0" y="0"/>
                 <wp:positionH relativeFrom="column">
                   <wp:posOffset>-3702005</wp:posOffset>
@@ -1391,7 +1344,7 @@
           </mc:Choice>
           <mc:Fallback>
             <w:pict>
-              <v:shapetype w14:anchorId="3E0073AF" id="_x0000_t75" coordsize="21600,21600" o:spt="75" o:preferrelative="t" path="m@4@5l@4@11@9@11@9@5xe" filled="f" stroked="f">
+              <v:shapetype w14:anchorId="181A901E" id="_x0000_t75" coordsize="21600,21600" o:spt="75" o:preferrelative="t" path="m@4@5l@4@11@9@11@9@5xe" filled="f" stroked="f">
                 <v:stroke joinstyle="miter"/>
                 <v:formulas>
                   <v:f eqn="if lineDrawn pixelLineWidth 0"/>
@@ -1803,585 +1756,25 @@
       <w:pPr>
         <w:pStyle w:val="heading30"/>
         <w:rPr>
+          <w:b w:val="0"/>
+        </w:rPr>
+      </w:pPr>
+      <w:r>
+        <w:rPr>
           <w:noProof/>
           <w:sz w:val="8"/>
         </w:rPr>
-      </w:pPr>
-    </w:p>
-    <w:p>
-      <w:pPr>
-        <w:pStyle w:val="heading30"/>
-        <w:rPr>
-          <w:b w:val="0"/>
-        </w:rPr>
-      </w:pPr>
-      <w:r>
-        <w:rPr>
-          <w:noProof/>
-        </w:rPr>
         <w:drawing>
-          <wp:anchor distT="0" distB="0" distL="0" distR="0" simplePos="0" relativeHeight="251666432" behindDoc="0" locked="0" layoutInCell="1" allowOverlap="1" wp14:anchorId="746B952B" wp14:editId="238E1017">
+          <wp:anchor distT="0" distB="0" distL="0" distR="0" simplePos="0" relativeHeight="251702272" behindDoc="1" locked="0" layoutInCell="1" allowOverlap="1" wp14:anchorId="0B82A12C" wp14:editId="37AF37DC">
             <wp:simplePos x="0" y="0"/>
             <wp:positionH relativeFrom="page">
-              <wp:posOffset>3636645</wp:posOffset>
+              <wp:posOffset>2092960</wp:posOffset>
             </wp:positionH>
             <wp:positionV relativeFrom="paragraph">
-              <wp:posOffset>1475740</wp:posOffset>
+              <wp:posOffset>1071880</wp:posOffset>
             </wp:positionV>
-            <wp:extent cx="2277745" cy="1285875"/>
-            <wp:effectExtent l="0" t="0" r="8255" b="9525"/>
-            <wp:wrapTopAndBottom/>
-            <wp:docPr id="3" name="Image 3"/>
-            <wp:cNvGraphicFramePr>
-              <a:graphicFrameLocks xmlns:a="http://schemas.openxmlformats.org/drawingml/2006/main"/>
-            </wp:cNvGraphicFramePr>
-            <a:graphic xmlns:a="http://schemas.openxmlformats.org/drawingml/2006/main">
-              <a:graphicData uri="http://schemas.openxmlformats.org/drawingml/2006/picture">
-                <pic:pic xmlns:pic="http://schemas.openxmlformats.org/drawingml/2006/picture">
-                  <pic:nvPicPr>
-                    <pic:cNvPr id="3" name="Image 3"/>
-                    <pic:cNvPicPr/>
-                  </pic:nvPicPr>
-                  <pic:blipFill>
-                    <a:blip r:embed="rId17" cstate="print">
-                      <a:extLst>
-                        <a:ext uri="{28A0092B-C50C-407E-A947-70E740481C1C}">
-                          <a14:useLocalDpi xmlns:a14="http://schemas.microsoft.com/office/drawing/2010/main" val="0"/>
-                        </a:ext>
-                      </a:extLst>
-                    </a:blip>
-                    <a:stretch>
-                      <a:fillRect/>
-                    </a:stretch>
-                  </pic:blipFill>
-                  <pic:spPr>
-                    <a:xfrm>
-                      <a:off x="0" y="0"/>
-                      <a:ext cx="2277745" cy="1285875"/>
-                    </a:xfrm>
-                    <a:prstGeom prst="rect">
-                      <a:avLst/>
-                    </a:prstGeom>
-                  </pic:spPr>
-                </pic:pic>
-              </a:graphicData>
-            </a:graphic>
-            <wp14:sizeRelH relativeFrom="margin">
-              <wp14:pctWidth>0</wp14:pctWidth>
-            </wp14:sizeRelH>
-            <wp14:sizeRelV relativeFrom="margin">
-              <wp14:pctHeight>0</wp14:pctHeight>
-            </wp14:sizeRelV>
-          </wp:anchor>
-        </w:drawing>
-      </w:r>
-      <w:r>
-        <w:rPr>
-          <w:noProof/>
-          <w:sz w:val="8"/>
-        </w:rPr>
-        <mc:AlternateContent>
-          <mc:Choice Requires="wps">
-            <w:drawing>
-              <wp:anchor distT="0" distB="0" distL="114300" distR="114300" simplePos="0" relativeHeight="251704320" behindDoc="0" locked="0" layoutInCell="1" allowOverlap="1" wp14:anchorId="3C723EAE" wp14:editId="3D8D214D">
-                <wp:simplePos x="0" y="0"/>
-                <wp:positionH relativeFrom="column">
-                  <wp:posOffset>1969135</wp:posOffset>
-                </wp:positionH>
-                <wp:positionV relativeFrom="paragraph">
-                  <wp:posOffset>2954020</wp:posOffset>
-                </wp:positionV>
-                <wp:extent cx="2423160" cy="374650"/>
-                <wp:effectExtent l="0" t="0" r="0" b="6350"/>
-                <wp:wrapNone/>
-                <wp:docPr id="744477260" name="Text Box 14"/>
-                <wp:cNvGraphicFramePr/>
-                <a:graphic xmlns:a="http://schemas.openxmlformats.org/drawingml/2006/main">
-                  <a:graphicData uri="http://schemas.microsoft.com/office/word/2010/wordprocessingShape">
-                    <wps:wsp>
-                      <wps:cNvSpPr txBox="1"/>
-                      <wps:spPr>
-                        <a:xfrm>
-                          <a:off x="0" y="0"/>
-                          <a:ext cx="2423160" cy="374650"/>
-                        </a:xfrm>
-                        <a:prstGeom prst="rect">
-                          <a:avLst/>
-                        </a:prstGeom>
-                        <a:noFill/>
-                        <a:ln w="6350">
-                          <a:noFill/>
-                        </a:ln>
-                      </wps:spPr>
-                      <wps:txbx>
-                        <w:txbxContent>
-                          <w:p>
-                            <w:pPr>
-                              <w:ind w:firstLine="0"/>
-                              <w:rPr>
-                                <w:sz w:val="16"/>
-                                <w:szCs w:val="16"/>
-                              </w:rPr>
-                            </w:pPr>
-                            <w:r>
-                              <w:rPr>
-                                <w:b/>
-                                <w:sz w:val="16"/>
-                                <w:szCs w:val="16"/>
-                                <w:lang w:val="en-GB"/>
-                              </w:rPr>
-                              <w:t xml:space="preserve">Fig </w:t>
-                            </w:r>
-                            <w:r>
-                              <w:rPr>
-                                <w:b/>
-                                <w:sz w:val="16"/>
-                                <w:szCs w:val="16"/>
-                              </w:rPr>
-                              <w:t>2</w:t>
-                            </w:r>
-                            <w:r>
-                              <w:rPr>
-                                <w:b/>
-                                <w:sz w:val="16"/>
-                                <w:szCs w:val="16"/>
-                                <w:lang w:val="en-GB"/>
-                              </w:rPr>
-                              <w:t>.</w:t>
-                            </w:r>
-                            <w:r>
-                              <w:rPr>
-                                <w:sz w:val="16"/>
-                                <w:szCs w:val="16"/>
-                                <w:lang w:val="en-GB"/>
-                              </w:rPr>
-                              <w:t xml:space="preserve">  </w:t>
-                            </w:r>
-                            <w:r>
-                              <w:rPr>
-                                <w:sz w:val="16"/>
-                                <w:szCs w:val="16"/>
-                              </w:rPr>
-                              <w:t>S</w:t>
-                            </w:r>
-                            <w:r>
-                              <w:rPr>
-                                <w:sz w:val="16"/>
-                                <w:szCs w:val="16"/>
-                                <w:vertAlign w:val="subscript"/>
-                              </w:rPr>
-                              <w:t>11</w:t>
-                            </w:r>
-                            <w:r>
-                              <w:rPr>
-                                <w:sz w:val="16"/>
-                                <w:szCs w:val="16"/>
-                              </w:rPr>
-                              <w:t xml:space="preserve"> Performance of the reconfigurable 8 port MIMO antenna.</w:t>
-                            </w:r>
-                          </w:p>
-                        </w:txbxContent>
-                      </wps:txbx>
-                      <wps:bodyPr rot="0" spcFirstLastPara="0" vertOverflow="overflow" horzOverflow="overflow" vert="horz" wrap="square" lIns="91440" tIns="45720" rIns="91440" bIns="45720" numCol="1" spcCol="0" rtlCol="0" fromWordArt="0" anchor="t" anchorCtr="0" forceAA="0" compatLnSpc="1">
-                        <a:prstTxWarp prst="textNoShape">
-                          <a:avLst/>
-                        </a:prstTxWarp>
-                        <a:noAutofit/>
-                      </wps:bodyPr>
-                    </wps:wsp>
-                  </a:graphicData>
-                </a:graphic>
-                <wp14:sizeRelH relativeFrom="margin">
-                  <wp14:pctWidth>0</wp14:pctWidth>
-                </wp14:sizeRelH>
-                <wp14:sizeRelV relativeFrom="margin">
-                  <wp14:pctHeight>0</wp14:pctHeight>
-                </wp14:sizeRelV>
-              </wp:anchor>
-            </w:drawing>
-          </mc:Choice>
-          <mc:Fallback>
-            <w:pict>
-              <v:shapetype w14:anchorId="3C723EAE" id="_x0000_t202" coordsize="21600,21600" o:spt="202" path="m,l,21600r21600,l21600,xe">
-                <v:stroke joinstyle="miter"/>
-                <v:path gradientshapeok="t" o:connecttype="rect"/>
-              </v:shapetype>
-              <v:shape id="Text Box 14" o:spid="_x0000_s1026" type="#_x0000_t202" style="position:absolute;left:0;text-align:left;margin-left:155.05pt;margin-top:232.6pt;width:190.8pt;height:29.5pt;z-index:251704320;visibility:visible;mso-wrap-style:square;mso-width-percent:0;mso-height-percent:0;mso-wrap-distance-left:9pt;mso-wrap-distance-top:0;mso-wrap-distance-right:9pt;mso-wrap-distance-bottom:0;mso-position-horizontal:absolute;mso-position-horizontal-relative:text;mso-position-vertical:absolute;mso-position-vertical-relative:text;mso-width-percent:0;mso-height-percent:0;mso-width-relative:margin;mso-height-relative:margin;v-text-anchor:top" o:gfxdata="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" filled="f" stroked="f" strokeweight=".5pt">
-                <v:textbox>
-                  <w:txbxContent>
-                    <w:p>
-                      <w:pPr>
-                        <w:ind w:firstLine="0"/>
-                        <w:rPr>
-                          <w:sz w:val="16"/>
-                          <w:szCs w:val="16"/>
-                        </w:rPr>
-                      </w:pPr>
-                      <w:r>
-                        <w:rPr>
-                          <w:b/>
-                          <w:sz w:val="16"/>
-                          <w:szCs w:val="16"/>
-                          <w:lang w:val="en-GB"/>
-                        </w:rPr>
-                        <w:t xml:space="preserve">Fig </w:t>
-                      </w:r>
-                      <w:r>
-                        <w:rPr>
-                          <w:b/>
-                          <w:sz w:val="16"/>
-                          <w:szCs w:val="16"/>
-                        </w:rPr>
-                        <w:t>2</w:t>
-                      </w:r>
-                      <w:r>
-                        <w:rPr>
-                          <w:b/>
-                          <w:sz w:val="16"/>
-                          <w:szCs w:val="16"/>
-                          <w:lang w:val="en-GB"/>
-                        </w:rPr>
-                        <w:t>.</w:t>
-                      </w:r>
-                      <w:r>
-                        <w:rPr>
-                          <w:sz w:val="16"/>
-                          <w:szCs w:val="16"/>
-                          <w:lang w:val="en-GB"/>
-                        </w:rPr>
-                        <w:t xml:space="preserve">  </w:t>
-                      </w:r>
-                      <w:r>
-                        <w:rPr>
-                          <w:sz w:val="16"/>
-                          <w:szCs w:val="16"/>
-                        </w:rPr>
-                        <w:t>S</w:t>
-                      </w:r>
-                      <w:r>
-                        <w:rPr>
-                          <w:sz w:val="16"/>
-                          <w:szCs w:val="16"/>
-                          <w:vertAlign w:val="subscript"/>
-                        </w:rPr>
-                        <w:t>11</w:t>
-                      </w:r>
-                      <w:r>
-                        <w:rPr>
-                          <w:sz w:val="16"/>
-                          <w:szCs w:val="16"/>
-                        </w:rPr>
-                        <w:t xml:space="preserve"> Performance of the reconfigurable 8 port MIMO antenna.</w:t>
-                      </w:r>
-                    </w:p>
-                  </w:txbxContent>
-                </v:textbox>
-              </v:shape>
-            </w:pict>
-          </mc:Fallback>
-        </mc:AlternateContent>
-      </w:r>
-      <w:r>
-        <w:rPr>
-          <w:noProof/>
-          <w:sz w:val="8"/>
-        </w:rPr>
-        <mc:AlternateContent>
-          <mc:Choice Requires="wps">
-            <w:drawing>
-              <wp:anchor distT="0" distB="0" distL="114300" distR="114300" simplePos="0" relativeHeight="251703296" behindDoc="0" locked="0" layoutInCell="1" allowOverlap="1" wp14:anchorId="484910C6" wp14:editId="3A0CDA7F">
-                <wp:simplePos x="0" y="0"/>
-                <wp:positionH relativeFrom="column">
-                  <wp:posOffset>15875</wp:posOffset>
-                </wp:positionH>
-                <wp:positionV relativeFrom="paragraph">
-                  <wp:posOffset>2942590</wp:posOffset>
-                </wp:positionV>
-                <wp:extent cx="1932305" cy="907415"/>
-                <wp:effectExtent l="0" t="0" r="0" b="6985"/>
-                <wp:wrapTopAndBottom/>
-                <wp:docPr id="1229342719" name="Text Box 13"/>
-                <wp:cNvGraphicFramePr/>
-                <a:graphic xmlns:a="http://schemas.openxmlformats.org/drawingml/2006/main">
-                  <a:graphicData uri="http://schemas.microsoft.com/office/word/2010/wordprocessingShape">
-                    <wps:wsp>
-                      <wps:cNvSpPr txBox="1"/>
-                      <wps:spPr>
-                        <a:xfrm>
-                          <a:off x="0" y="0"/>
-                          <a:ext cx="1932305" cy="907415"/>
-                        </a:xfrm>
-                        <a:prstGeom prst="rect">
-                          <a:avLst/>
-                        </a:prstGeom>
-                        <a:noFill/>
-                        <a:ln w="6350">
-                          <a:noFill/>
-                        </a:ln>
-                      </wps:spPr>
-                      <wps:txbx>
-                        <w:txbxContent>
-                          <w:p>
-                            <w:pPr>
-                              <w:ind w:firstLine="0"/>
-                              <w:rPr>
-                                <w:i/>
-                                <w:iCs/>
-                                <w:sz w:val="16"/>
-                                <w:szCs w:val="16"/>
-                              </w:rPr>
-                            </w:pPr>
-                            <w:bookmarkStart w:id="0" w:name="_Hlk235047053"/>
-                            <w:r>
-                              <w:rPr>
-                                <w:b/>
-                                <w:sz w:val="16"/>
-                                <w:szCs w:val="16"/>
-                                <w:lang w:val="en-GB"/>
-                              </w:rPr>
-                              <w:t xml:space="preserve">Fig </w:t>
-                            </w:r>
-                            <w:r>
-                              <w:rPr>
-                                <w:b/>
-                                <w:sz w:val="16"/>
-                                <w:szCs w:val="16"/>
-                              </w:rPr>
-                              <w:fldChar w:fldCharType="begin"/>
-                            </w:r>
-                            <w:r>
-                              <w:rPr>
-                                <w:b/>
-                                <w:sz w:val="16"/>
-                                <w:szCs w:val="16"/>
-                                <w:lang w:val="en-GB"/>
-                              </w:rPr>
-                              <w:instrText xml:space="preserve"> SEQ Table \n </w:instrText>
-                            </w:r>
-                            <w:r>
-                              <w:rPr>
-                                <w:b/>
-                                <w:sz w:val="16"/>
-                                <w:szCs w:val="16"/>
-                              </w:rPr>
-                              <w:fldChar w:fldCharType="separate"/>
-                            </w:r>
-                            <w:r>
-                              <w:rPr>
-                                <w:b/>
-                                <w:noProof/>
-                                <w:sz w:val="16"/>
-                                <w:szCs w:val="16"/>
-                                <w:lang w:val="en-GB"/>
-                              </w:rPr>
-                              <w:t>1</w:t>
-                            </w:r>
-                            <w:r>
-                              <w:rPr>
-                                <w:b/>
-                                <w:sz w:val="16"/>
-                                <w:szCs w:val="16"/>
-                              </w:rPr>
-                              <w:fldChar w:fldCharType="end"/>
-                            </w:r>
-                            <w:r>
-                              <w:rPr>
-                                <w:b/>
-                                <w:sz w:val="16"/>
-                                <w:szCs w:val="16"/>
-                                <w:lang w:val="en-GB"/>
-                              </w:rPr>
-                              <w:t>.</w:t>
-                            </w:r>
-                            <w:r>
-                              <w:rPr>
-                                <w:sz w:val="16"/>
-                                <w:szCs w:val="16"/>
-                                <w:lang w:val="en-GB"/>
-                              </w:rPr>
-                              <w:t xml:space="preserve">  </w:t>
-                            </w:r>
-                            <w:bookmarkEnd w:id="0"/>
-                            <w:r>
-                              <w:rPr>
-                                <w:sz w:val="16"/>
-                                <w:szCs w:val="16"/>
-                              </w:rPr>
-                              <w:t xml:space="preserve">Geometry &amp; design parameters of the proposed eight port SWB- MIMO antenna: </w:t>
-                            </w:r>
-                            <w:r>
-                              <w:rPr>
-                                <w:i/>
-                                <w:iCs/>
-                                <w:sz w:val="16"/>
-                                <w:szCs w:val="16"/>
-                              </w:rPr>
-                              <w:t>[L1=24mm, L2=10mm, L3=2.7mm, L4=10 mm, L5=2.7mm, W1= 10 mm, W2=5 mm, W3=12.5mm, W4=0.4mm, W5=9.25mm, R1=7.2mm, R2=6.5mm, R3=4.2mm]</w:t>
-                            </w:r>
-                          </w:p>
-                          <w:p>
-                            <w:pPr>
-                              <w:rPr>
-                                <w:i/>
-                                <w:iCs/>
-                              </w:rPr>
-                            </w:pPr>
-                          </w:p>
-                        </w:txbxContent>
-                      </wps:txbx>
-                      <wps:bodyPr rot="0" spcFirstLastPara="0" vertOverflow="overflow" horzOverflow="overflow" vert="horz" wrap="square" lIns="91440" tIns="45720" rIns="91440" bIns="45720" numCol="1" spcCol="0" rtlCol="0" fromWordArt="0" anchor="t" anchorCtr="0" forceAA="0" compatLnSpc="1">
-                        <a:prstTxWarp prst="textNoShape">
-                          <a:avLst/>
-                        </a:prstTxWarp>
-                        <a:noAutofit/>
-                      </wps:bodyPr>
-                    </wps:wsp>
-                  </a:graphicData>
-                </a:graphic>
-                <wp14:sizeRelH relativeFrom="margin">
-                  <wp14:pctWidth>0</wp14:pctWidth>
-                </wp14:sizeRelH>
-                <wp14:sizeRelV relativeFrom="margin">
-                  <wp14:pctHeight>0</wp14:pctHeight>
-                </wp14:sizeRelV>
-              </wp:anchor>
-            </w:drawing>
-          </mc:Choice>
-          <mc:Fallback>
-            <w:pict>
-              <v:shape w14:anchorId="484910C6" id="Text Box 13" o:spid="_x0000_s1027" type="#_x0000_t202" style="position:absolute;left:0;text-align:left;margin-left:1.25pt;margin-top:231.7pt;width:152.15pt;height:71.45pt;z-index:251703296;visibility:visible;mso-wrap-style:square;mso-width-percent:0;mso-height-percent:0;mso-wrap-distance-left:9pt;mso-wrap-distance-top:0;mso-wrap-distance-right:9pt;mso-wrap-distance-bottom:0;mso-position-horizontal:absolute;mso-position-horizontal-relative:text;mso-position-vertical:absolute;mso-position-vertical-relative:text;mso-width-percent:0;mso-height-percent:0;mso-width-relative:margin;mso-height-relative:margin;v-text-anchor:top" o:gfxdata="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" filled="f" stroked="f" strokeweight=".5pt">
-                <v:textbox>
-                  <w:txbxContent>
-                    <w:p>
-                      <w:pPr>
-                        <w:ind w:firstLine="0"/>
-                        <w:rPr>
-                          <w:i/>
-                          <w:iCs/>
-                          <w:sz w:val="16"/>
-                          <w:szCs w:val="16"/>
-                        </w:rPr>
-                      </w:pPr>
-                      <w:bookmarkStart w:id="1" w:name="_Hlk235047053"/>
-                      <w:r>
-                        <w:rPr>
-                          <w:b/>
-                          <w:sz w:val="16"/>
-                          <w:szCs w:val="16"/>
-                          <w:lang w:val="en-GB"/>
-                        </w:rPr>
-                        <w:t xml:space="preserve">Fig </w:t>
-                      </w:r>
-                      <w:r>
-                        <w:rPr>
-                          <w:b/>
-                          <w:sz w:val="16"/>
-                          <w:szCs w:val="16"/>
-                        </w:rPr>
-                        <w:fldChar w:fldCharType="begin"/>
-                      </w:r>
-                      <w:r>
-                        <w:rPr>
-                          <w:b/>
-                          <w:sz w:val="16"/>
-                          <w:szCs w:val="16"/>
-                          <w:lang w:val="en-GB"/>
-                        </w:rPr>
-                        <w:instrText xml:space="preserve"> SEQ Table \n </w:instrText>
-                      </w:r>
-                      <w:r>
-                        <w:rPr>
-                          <w:b/>
-                          <w:sz w:val="16"/>
-                          <w:szCs w:val="16"/>
-                        </w:rPr>
-                        <w:fldChar w:fldCharType="separate"/>
-                      </w:r>
-                      <w:r>
-                        <w:rPr>
-                          <w:b/>
-                          <w:noProof/>
-                          <w:sz w:val="16"/>
-                          <w:szCs w:val="16"/>
-                          <w:lang w:val="en-GB"/>
-                        </w:rPr>
-                        <w:t>1</w:t>
-                      </w:r>
-                      <w:r>
-                        <w:rPr>
-                          <w:b/>
-                          <w:sz w:val="16"/>
-                          <w:szCs w:val="16"/>
-                        </w:rPr>
-                        <w:fldChar w:fldCharType="end"/>
-                      </w:r>
-                      <w:r>
-                        <w:rPr>
-                          <w:b/>
-                          <w:sz w:val="16"/>
-                          <w:szCs w:val="16"/>
-                          <w:lang w:val="en-GB"/>
-                        </w:rPr>
-                        <w:t>.</w:t>
-                      </w:r>
-                      <w:r>
-                        <w:rPr>
-                          <w:sz w:val="16"/>
-                          <w:szCs w:val="16"/>
-                          <w:lang w:val="en-GB"/>
-                        </w:rPr>
-                        <w:t xml:space="preserve">  </w:t>
-                      </w:r>
-                      <w:bookmarkEnd w:id="1"/>
-                      <w:r>
-                        <w:rPr>
-                          <w:sz w:val="16"/>
-                          <w:szCs w:val="16"/>
-                        </w:rPr>
-                        <w:t xml:space="preserve">Geometry &amp; design parameters of the proposed eight port SWB- MIMO antenna: </w:t>
-                      </w:r>
-                      <w:r>
-                        <w:rPr>
-                          <w:i/>
-                          <w:iCs/>
-                          <w:sz w:val="16"/>
-                          <w:szCs w:val="16"/>
-                        </w:rPr>
-                        <w:t>[L1=24mm, L2=10mm, L3=2.7mm, L4=10 mm, L5=2.7mm, W1= 10 mm, W2=5 mm, W3=12.5mm, W4=0.4mm, W5=9.25mm, R1=7.2mm, R2=6.5mm, R3=4.2mm]</w:t>
-                      </w:r>
-                    </w:p>
-                    <w:p>
-                      <w:pPr>
-                        <w:rPr>
-                          <w:i/>
-                          <w:iCs/>
-                        </w:rPr>
-                      </w:pPr>
-                    </w:p>
-                  </w:txbxContent>
-                </v:textbox>
-                <w10:wrap type="topAndBottom"/>
-              </v:shape>
-            </w:pict>
-          </mc:Fallback>
-        </mc:AlternateContent>
-      </w:r>
-      <w:r>
-        <w:rPr>
-          <w:noProof/>
-          <w:sz w:val="8"/>
-        </w:rPr>
-        <w:drawing>
-          <wp:anchor distT="0" distB="0" distL="0" distR="0" simplePos="0" relativeHeight="251702272" behindDoc="1" locked="0" layoutInCell="1" allowOverlap="1" wp14:anchorId="0B82A12C" wp14:editId="3E60A204">
-            <wp:simplePos x="0" y="0"/>
-            <wp:positionH relativeFrom="page">
-              <wp:posOffset>1680845</wp:posOffset>
-            </wp:positionH>
-            <wp:positionV relativeFrom="paragraph">
-              <wp:posOffset>1234440</wp:posOffset>
-            </wp:positionV>
-            <wp:extent cx="1990725" cy="1711325"/>
-            <wp:effectExtent l="0" t="0" r="9525" b="3175"/>
+            <wp:extent cx="3212465" cy="2917825"/>
+            <wp:effectExtent l="0" t="0" r="6985" b="0"/>
             <wp:wrapTopAndBottom/>
             <wp:docPr id="1319870481" name="Image 2"/>
             <wp:cNvGraphicFramePr>
@@ -2395,14 +1788,14 @@
                     <pic:cNvPicPr/>
                   </pic:nvPicPr>
                   <pic:blipFill rotWithShape="1">
-                    <a:blip r:embed="rId18" cstate="print">
+                    <a:blip r:embed="rId17" cstate="print">
                       <a:extLst>
                         <a:ext uri="{28A0092B-C50C-407E-A947-70E740481C1C}">
                           <a14:useLocalDpi xmlns:a14="http://schemas.microsoft.com/office/drawing/2010/main" val="0"/>
                         </a:ext>
                       </a:extLst>
                     </a:blip>
-                    <a:srcRect l="-59" r="-2393"/>
+                    <a:srcRect t="-9" b="-433"/>
                     <a:stretch>
                       <a:fillRect/>
                     </a:stretch>
@@ -2410,7 +1803,7 @@
                   <pic:spPr bwMode="auto">
                     <a:xfrm>
                       <a:off x="0" y="0"/>
-                      <a:ext cx="1990725" cy="1711325"/>
+                      <a:ext cx="3212465" cy="2917825"/>
                     </a:xfrm>
                     <a:prstGeom prst="rect">
                       <a:avLst/>
@@ -2476,7 +1869,19 @@
         <w:rPr>
           <w:b w:val="0"/>
         </w:rPr>
-        <w:t xml:space="preserve"> At switched ON condition, the conductivity of the cut portion is 1000 S/cm, at switched OFF condition, it’s changed to 82 S/cm.</w:t>
+        <w:t xml:space="preserve"> At switched ON condition, the conductivity of the cut portion is 10</w:t>
+      </w:r>
+      <w:r>
+        <w:rPr>
+          <w:b w:val="0"/>
+        </w:rPr>
+        <w:t>0</w:t>
+      </w:r>
+      <w:r>
+        <w:rPr>
+          <w:b w:val="0"/>
+        </w:rPr>
+        <w:t>00 S/cm, at switched OFF condition, it’s changed to 82 S/cm.</w:t>
       </w:r>
       <w:r>
         <w:rPr>
@@ -2529,68 +1934,190 @@
     </w:p>
     <w:p>
       <w:pPr>
-        <w:rPr>
+        <w:ind w:firstLine="0"/>
+        <w:rPr>
+          <w:i/>
+          <w:iCs/>
+          <w:sz w:val="16"/>
+          <w:szCs w:val="16"/>
+        </w:rPr>
+      </w:pPr>
+      <w:bookmarkStart w:id="0" w:name="_Hlk235047053"/>
+      <w:r>
+        <w:rPr>
+          <w:b/>
+          <w:sz w:val="16"/>
+          <w:szCs w:val="16"/>
+          <w:lang w:val="en-GB"/>
+        </w:rPr>
+        <w:t xml:space="preserve">Fig </w:t>
+      </w:r>
+      <w:r>
+        <w:rPr>
+          <w:b/>
+          <w:sz w:val="16"/>
+          <w:szCs w:val="16"/>
+        </w:rPr>
+        <w:fldChar w:fldCharType="begin"/>
+      </w:r>
+      <w:r>
+        <w:rPr>
+          <w:b/>
+          <w:sz w:val="16"/>
+          <w:szCs w:val="16"/>
+          <w:lang w:val="en-GB"/>
+        </w:rPr>
+        <w:instrText xml:space="preserve"> SEQ Table \n </w:instrText>
+      </w:r>
+      <w:r>
+        <w:rPr>
+          <w:b/>
+          <w:sz w:val="16"/>
+          <w:szCs w:val="16"/>
+        </w:rPr>
+        <w:fldChar w:fldCharType="separate"/>
+      </w:r>
+      <w:r>
+        <w:rPr>
+          <w:b/>
           <w:noProof/>
-          <w:sz w:val="8"/>
-        </w:rPr>
-      </w:pPr>
-      <w:r>
-        <w:t xml:space="preserve">Fig. </w:t>
-      </w:r>
-      <w:r>
-        <w:t>2</w:t>
-      </w:r>
-      <w:r>
-        <w:t xml:space="preserve"> illustrates the design</w:t>
-      </w:r>
-      <w:r>
-        <w:t>’s S</w:t>
-      </w:r>
-      <w:r>
-        <w:rPr>
-          <w:vertAlign w:val="subscript"/>
-        </w:rPr>
-        <w:t>11</w:t>
-      </w:r>
-      <w:r>
-        <w:t xml:space="preserve"> performance</w:t>
-      </w:r>
-      <w:r>
-        <w:t xml:space="preserve"> </w:t>
-      </w:r>
-      <w:r>
-        <w:t xml:space="preserve">of the antenna element </w:t>
-      </w:r>
-      <w:r>
-        <w:t>in switched on (illuminated) state and switched off (non-illuminated) state</w:t>
-      </w:r>
-      <w:r>
-        <w:t xml:space="preserve">. </w:t>
-      </w:r>
-      <w:r>
-        <w:t xml:space="preserve">The proposed 8x8 reconfigurable MIMO antenna exhibits different results in switch on/off state. </w:t>
-      </w:r>
-      <w:r>
-        <w:t>It</w:t>
-      </w:r>
-      <w:r>
-        <w:t xml:space="preserve"> shows </w:t>
-      </w:r>
-      <w:r>
-        <w:lastRenderedPageBreak/>
-        <w:t xml:space="preserve">the </w:t>
-      </w:r>
-      <w:r>
-        <w:t>impedance matching and a wide -10 dB impedance bandwidth spanning from 2</w:t>
-      </w:r>
-      <w:r>
-        <w:t>.2</w:t>
-      </w:r>
-      <w:r>
-        <w:t>-20 GHz</w:t>
-      </w:r>
-      <w:r>
-        <w:t xml:space="preserve"> in switched off state, and 6-11 GHz in switched on state. </w:t>
+          <w:sz w:val="16"/>
+          <w:szCs w:val="16"/>
+          <w:lang w:val="en-GB"/>
+        </w:rPr>
+        <w:t>1</w:t>
+      </w:r>
+      <w:r>
+        <w:rPr>
+          <w:b/>
+          <w:sz w:val="16"/>
+          <w:szCs w:val="16"/>
+        </w:rPr>
+        <w:fldChar w:fldCharType="end"/>
+      </w:r>
+      <w:r>
+        <w:rPr>
+          <w:b/>
+          <w:sz w:val="16"/>
+          <w:szCs w:val="16"/>
+          <w:lang w:val="en-GB"/>
+        </w:rPr>
+        <w:t>.</w:t>
+      </w:r>
+      <w:r>
+        <w:rPr>
+          <w:sz w:val="16"/>
+          <w:szCs w:val="16"/>
+          <w:lang w:val="en-GB"/>
+        </w:rPr>
+        <w:t xml:space="preserve">  </w:t>
+      </w:r>
+      <w:bookmarkEnd w:id="0"/>
+      <w:r>
+        <w:rPr>
+          <w:sz w:val="16"/>
+          <w:szCs w:val="16"/>
+        </w:rPr>
+        <w:t xml:space="preserve">Geometry &amp; design parameters of the proposed eight port SWB- MIMO antenna: </w:t>
+      </w:r>
+      <w:r>
+        <w:rPr>
+          <w:i/>
+          <w:iCs/>
+          <w:sz w:val="16"/>
+          <w:szCs w:val="16"/>
+        </w:rPr>
+        <w:t>[L1=24mm, L2=10mm, L3=2.7mm, L4=10 mm, L5=</w:t>
+      </w:r>
+      <w:r>
+        <w:rPr>
+          <w:i/>
+          <w:iCs/>
+          <w:sz w:val="16"/>
+          <w:szCs w:val="16"/>
+        </w:rPr>
+        <w:t>13</w:t>
+      </w:r>
+      <w:r>
+        <w:rPr>
+          <w:i/>
+          <w:iCs/>
+          <w:sz w:val="16"/>
+          <w:szCs w:val="16"/>
+        </w:rPr>
+        <w:t>.7</w:t>
+      </w:r>
+      <w:r>
+        <w:rPr>
+          <w:i/>
+          <w:iCs/>
+          <w:sz w:val="16"/>
+          <w:szCs w:val="16"/>
+        </w:rPr>
+        <w:t>5</w:t>
+      </w:r>
+      <w:r>
+        <w:rPr>
+          <w:i/>
+          <w:iCs/>
+          <w:sz w:val="16"/>
+          <w:szCs w:val="16"/>
+        </w:rPr>
+        <w:t>mm,</w:t>
+      </w:r>
+      <w:r>
+        <w:rPr>
+          <w:i/>
+          <w:iCs/>
+          <w:sz w:val="16"/>
+          <w:szCs w:val="16"/>
+        </w:rPr>
+        <w:t xml:space="preserve"> L6=5mm,</w:t>
+      </w:r>
+      <w:r>
+        <w:rPr>
+          <w:i/>
+          <w:iCs/>
+          <w:sz w:val="16"/>
+          <w:szCs w:val="16"/>
+        </w:rPr>
+        <w:t xml:space="preserve"> W1=10 mm, W2=5mm, W3=12.5mm, W4=0.4mm, W5=</w:t>
+      </w:r>
+      <w:r>
+        <w:rPr>
+          <w:i/>
+          <w:iCs/>
+          <w:sz w:val="16"/>
+          <w:szCs w:val="16"/>
+        </w:rPr>
+        <w:t>4</w:t>
+      </w:r>
+      <w:r>
+        <w:rPr>
+          <w:i/>
+          <w:iCs/>
+          <w:sz w:val="16"/>
+          <w:szCs w:val="16"/>
+        </w:rPr>
+        <w:t>mm,</w:t>
+      </w:r>
+      <w:r>
+        <w:rPr>
+          <w:i/>
+          <w:iCs/>
+          <w:sz w:val="16"/>
+          <w:szCs w:val="16"/>
+        </w:rPr>
+        <w:t xml:space="preserve"> W6=2mm,</w:t>
+      </w:r>
+      <w:r>
+        <w:rPr>
+          <w:i/>
+          <w:iCs/>
+          <w:sz w:val="16"/>
+          <w:szCs w:val="16"/>
+        </w:rPr>
+        <w:t xml:space="preserve"> R1=7.2mm, R2=6.5mm, R3=4.2mm]</w:t>
       </w:r>
     </w:p>
     <w:p>
@@ -2598,6 +2125,7 @@
         <w:pStyle w:val="heading10"/>
       </w:pPr>
       <w:r>
+        <w:lastRenderedPageBreak/>
         <w:t xml:space="preserve">3   </w:t>
       </w:r>
       <w:r>
@@ -2610,190 +2138,539 @@
         <w:jc w:val="left"/>
       </w:pPr>
       <w:r>
+        <w:rPr>
+          <w:noProof/>
+        </w:rPr>
+        <w:drawing>
+          <wp:anchor distT="0" distB="0" distL="0" distR="0" simplePos="0" relativeHeight="251713536" behindDoc="0" locked="0" layoutInCell="1" allowOverlap="1" wp14:anchorId="69F3565A" wp14:editId="60F82736">
+            <wp:simplePos x="0" y="0"/>
+            <wp:positionH relativeFrom="page">
+              <wp:posOffset>2313016</wp:posOffset>
+            </wp:positionH>
+            <wp:positionV relativeFrom="paragraph">
+              <wp:posOffset>297180</wp:posOffset>
+            </wp:positionV>
+            <wp:extent cx="2846705" cy="1606550"/>
+            <wp:effectExtent l="0" t="0" r="0" b="0"/>
+            <wp:wrapTopAndBottom/>
+            <wp:docPr id="895566075" name="Image 3"/>
+            <wp:cNvGraphicFramePr>
+              <a:graphicFrameLocks xmlns:a="http://schemas.openxmlformats.org/drawingml/2006/main"/>
+            </wp:cNvGraphicFramePr>
+            <a:graphic xmlns:a="http://schemas.openxmlformats.org/drawingml/2006/main">
+              <a:graphicData uri="http://schemas.openxmlformats.org/drawingml/2006/picture">
+                <pic:pic xmlns:pic="http://schemas.openxmlformats.org/drawingml/2006/picture">
+                  <pic:nvPicPr>
+                    <pic:cNvPr id="3" name="Image 3"/>
+                    <pic:cNvPicPr/>
+                  </pic:nvPicPr>
+                  <pic:blipFill>
+                    <a:blip r:embed="rId18" cstate="print">
+                      <a:extLst>
+                        <a:ext uri="{28A0092B-C50C-407E-A947-70E740481C1C}">
+                          <a14:useLocalDpi xmlns:a14="http://schemas.microsoft.com/office/drawing/2010/main" val="0"/>
+                        </a:ext>
+                      </a:extLst>
+                    </a:blip>
+                    <a:stretch>
+                      <a:fillRect/>
+                    </a:stretch>
+                  </pic:blipFill>
+                  <pic:spPr>
+                    <a:xfrm>
+                      <a:off x="0" y="0"/>
+                      <a:ext cx="2846705" cy="1606550"/>
+                    </a:xfrm>
+                    <a:prstGeom prst="rect">
+                      <a:avLst/>
+                    </a:prstGeom>
+                  </pic:spPr>
+                </pic:pic>
+              </a:graphicData>
+            </a:graphic>
+            <wp14:sizeRelH relativeFrom="margin">
+              <wp14:pctWidth>0</wp14:pctWidth>
+            </wp14:sizeRelH>
+            <wp14:sizeRelV relativeFrom="margin">
+              <wp14:pctHeight>0</wp14:pctHeight>
+            </wp14:sizeRelV>
+          </wp:anchor>
+        </w:drawing>
+      </w:r>
+      <w:r>
         <w:t>3.1   S-Parameter Performance</w:t>
       </w:r>
     </w:p>
     <w:p>
       <w:pPr>
-        <w:pStyle w:val="p1a"/>
-      </w:pPr>
-      <w:r>
-        <w:t xml:space="preserve">Fig. </w:t>
-      </w:r>
-      <w:r>
-        <w:t>2</w:t>
-      </w:r>
-      <w:r>
-        <w:t xml:space="preserve"> exhibits </w:t>
-      </w:r>
-      <w:r>
-        <w:t>S</w:t>
-      </w:r>
-      <w:r>
-        <w:rPr>
-          <w:vertAlign w:val="subscript"/>
-        </w:rPr>
-        <w:t>11</w:t>
-      </w:r>
-      <w:r>
-        <w:t xml:space="preserve"> performance of the </w:t>
-      </w:r>
-      <w:r>
-        <w:t>reconfigurable</w:t>
-      </w:r>
-      <w:r>
-        <w:t xml:space="preserve"> eight-port SWB-MIMO antenna</w:t>
-      </w:r>
-      <w:r>
-        <w:t xml:space="preserve"> design</w:t>
-      </w:r>
-      <w:r>
-        <w:t xml:space="preserve"> and the performance follows the same pattern for all the Reflection Coefficients (S</w:t>
-      </w:r>
-      <w:r>
-        <w:rPr>
-          <w:vertAlign w:val="subscript"/>
-        </w:rPr>
-        <w:t>11</w:t>
-      </w:r>
-      <w:r>
-        <w:t>-S</w:t>
-      </w:r>
-      <w:r>
-        <w:rPr>
-          <w:vertAlign w:val="subscript"/>
-        </w:rPr>
-        <w:t>88</w:t>
-      </w:r>
-      <w:r>
-        <w:t>).</w:t>
-      </w:r>
-      <w:r>
-        <w:t xml:space="preserve"> </w:t>
-      </w:r>
-      <w:r>
-        <w:t>It</w:t>
-      </w:r>
-      <w:r>
-        <w:t xml:space="preserve"> </w:t>
-      </w:r>
-      <w:r>
-        <w:t xml:space="preserve">shows switched ON state, the ports achieve a wide -10 dB impedance bandwidth and covers major UWB spectrum </w:t>
-      </w:r>
-      <w:r>
-        <w:t>(&gt; 180% fractional bandwidth)</w:t>
-      </w:r>
-      <w:r>
-        <w:t xml:space="preserve"> with notable resonance dips around </w:t>
-      </w:r>
-      <w:r>
-        <w:t>10</w:t>
-      </w:r>
-      <w:r>
-        <w:t xml:space="preserve"> GHz. </w:t>
-      </w:r>
-      <w:r>
-        <w:t>At</w:t>
-      </w:r>
-      <w:r>
-        <w:t xml:space="preserve"> switched OFF state</w:t>
-      </w:r>
-      <w:r>
-        <w:t xml:space="preserve"> </w:t>
-      </w:r>
-      <w:r>
-        <w:t>it</w:t>
-      </w:r>
-      <w:r>
-        <w:t xml:space="preserve"> show</w:t>
-      </w:r>
-      <w:r>
-        <w:t>s</w:t>
-      </w:r>
-      <w:r>
-        <w:t xml:space="preserve"> dynamic frequency reconfigurable</w:t>
-      </w:r>
-      <w:r>
-        <w:t xml:space="preserve"> </w:t>
-      </w:r>
-      <w:r>
-        <w:t xml:space="preserve">characteristics and maintain </w:t>
-      </w:r>
-      <w:r>
-        <w:t xml:space="preserve"> </w:t>
-      </w:r>
-      <w:r>
-        <w:t>S</w:t>
-      </w:r>
-      <w:r>
-        <w:rPr>
-          <w:vertAlign w:val="subscript"/>
-        </w:rPr>
-        <w:t>11</w:t>
-      </w:r>
-      <w:r>
-        <w:rPr>
-          <w:vertAlign w:val="subscript"/>
-        </w:rPr>
-        <w:t xml:space="preserve"> </w:t>
-      </w:r>
-      <w:r>
-        <w:t xml:space="preserve">&lt; 10 </w:t>
-      </w:r>
-      <w:proofErr w:type="spellStart"/>
-      <w:r>
-        <w:t>dB.</w:t>
-      </w:r>
-      <w:proofErr w:type="spellEnd"/>
+        <w:ind w:firstLine="0"/>
+        <w:jc w:val="center"/>
+        <w:rPr>
+          <w:b/>
+          <w:sz w:val="16"/>
+          <w:szCs w:val="16"/>
+          <w:lang w:val="en-GB"/>
+        </w:rPr>
+      </w:pPr>
     </w:p>
     <w:p>
       <w:pPr>
+        <w:ind w:firstLine="0"/>
+        <w:jc w:val="center"/>
+        <w:rPr>
+          <w:sz w:val="16"/>
+          <w:szCs w:val="16"/>
+        </w:rPr>
+      </w:pPr>
+      <w:r>
+        <w:rPr>
+          <w:b/>
+          <w:sz w:val="16"/>
+          <w:szCs w:val="16"/>
+          <w:lang w:val="en-GB"/>
+        </w:rPr>
+        <w:t xml:space="preserve">Fig </w:t>
+      </w:r>
+      <w:r>
+        <w:rPr>
+          <w:b/>
+          <w:sz w:val="16"/>
+          <w:szCs w:val="16"/>
+        </w:rPr>
+        <w:t>2</w:t>
+      </w:r>
+      <w:r>
+        <w:rPr>
+          <w:b/>
+          <w:sz w:val="16"/>
+          <w:szCs w:val="16"/>
+          <w:lang w:val="en-GB"/>
+        </w:rPr>
+        <w:t>.</w:t>
+      </w:r>
+      <w:r>
+        <w:rPr>
+          <w:sz w:val="16"/>
+          <w:szCs w:val="16"/>
+          <w:lang w:val="en-GB"/>
+        </w:rPr>
+        <w:t xml:space="preserve">  </w:t>
+      </w:r>
+      <w:r>
+        <w:rPr>
+          <w:sz w:val="16"/>
+          <w:szCs w:val="16"/>
+        </w:rPr>
+        <w:t>S</w:t>
+      </w:r>
+      <w:r>
+        <w:rPr>
+          <w:sz w:val="16"/>
+          <w:szCs w:val="16"/>
+          <w:vertAlign w:val="subscript"/>
+        </w:rPr>
+        <w:t>11</w:t>
+      </w:r>
+      <w:r>
+        <w:rPr>
+          <w:sz w:val="16"/>
+          <w:szCs w:val="16"/>
+        </w:rPr>
+        <w:t xml:space="preserve"> Performance of the reconfigurable 8 port MIMO antenna.</w:t>
+      </w:r>
+    </w:p>
+    <w:p>
+      <w:pPr>
         <w:pStyle w:val="p1a"/>
       </w:pPr>
-      <w:r>
+    </w:p>
+    <w:p>
+      <w:pPr>
+        <w:pStyle w:val="p1a"/>
+      </w:pPr>
+      <w:r>
+        <w:rPr>
+          <w:noProof/>
+        </w:rPr>
+        <w:drawing>
+          <wp:anchor distT="0" distB="0" distL="114300" distR="114300" simplePos="0" relativeHeight="251711488" behindDoc="0" locked="0" layoutInCell="1" allowOverlap="1" wp14:anchorId="2FC0CE1A" wp14:editId="437112B5">
+            <wp:simplePos x="0" y="0"/>
+            <wp:positionH relativeFrom="column">
+              <wp:posOffset>762000</wp:posOffset>
+            </wp:positionH>
+            <wp:positionV relativeFrom="paragraph">
+              <wp:posOffset>1117196</wp:posOffset>
+            </wp:positionV>
+            <wp:extent cx="2763520" cy="1559560"/>
+            <wp:effectExtent l="0" t="0" r="0" b="2540"/>
+            <wp:wrapTopAndBottom/>
+            <wp:docPr id="1838449643" name="Picture 5"/>
+            <wp:cNvGraphicFramePr>
+              <a:graphicFrameLocks xmlns:a="http://schemas.openxmlformats.org/drawingml/2006/main" noChangeAspect="1"/>
+            </wp:cNvGraphicFramePr>
+            <a:graphic xmlns:a="http://schemas.openxmlformats.org/drawingml/2006/main">
+              <a:graphicData uri="http://schemas.openxmlformats.org/drawingml/2006/picture">
+                <pic:pic xmlns:pic="http://schemas.openxmlformats.org/drawingml/2006/picture">
+                  <pic:nvPicPr>
+                    <pic:cNvPr id="1838449643" name="Picture 5"/>
+                    <pic:cNvPicPr>
+                      <a:picLocks noChangeAspect="1" noChangeArrowheads="1"/>
+                    </pic:cNvPicPr>
+                  </pic:nvPicPr>
+                  <pic:blipFill>
+                    <a:blip r:embed="rId19" cstate="print">
+                      <a:extLst>
+                        <a:ext uri="{28A0092B-C50C-407E-A947-70E740481C1C}">
+                          <a14:useLocalDpi xmlns:a14="http://schemas.microsoft.com/office/drawing/2010/main" val="0"/>
+                        </a:ext>
+                      </a:extLst>
+                    </a:blip>
+                    <a:stretch>
+                      <a:fillRect/>
+                    </a:stretch>
+                  </pic:blipFill>
+                  <pic:spPr bwMode="auto">
+                    <a:xfrm>
+                      <a:off x="0" y="0"/>
+                      <a:ext cx="2763520" cy="1559560"/>
+                    </a:xfrm>
+                    <a:prstGeom prst="rect">
+                      <a:avLst/>
+                    </a:prstGeom>
+                    <a:noFill/>
+                    <a:ln>
+                      <a:noFill/>
+                    </a:ln>
+                  </pic:spPr>
+                </pic:pic>
+              </a:graphicData>
+            </a:graphic>
+            <wp14:sizeRelH relativeFrom="margin">
+              <wp14:pctWidth>0</wp14:pctWidth>
+            </wp14:sizeRelH>
+            <wp14:sizeRelV relativeFrom="margin">
+              <wp14:pctHeight>0</wp14:pctHeight>
+            </wp14:sizeRelV>
+          </wp:anchor>
+        </w:drawing>
+      </w:r>
+      <w:r>
+        <w:t xml:space="preserve"> </w:t>
+      </w:r>
+      <w:r>
+        <w:t xml:space="preserve">Fig. </w:t>
+      </w:r>
+      <w:r>
+        <w:t>2</w:t>
+      </w:r>
+      <w:r>
+        <w:t xml:space="preserve"> illustrates the design</w:t>
+      </w:r>
+      <w:r>
+        <w:t>’s S</w:t>
+      </w:r>
+      <w:r>
+        <w:rPr>
+          <w:vertAlign w:val="subscript"/>
+        </w:rPr>
+        <w:t>11</w:t>
+      </w:r>
+      <w:r>
+        <w:t xml:space="preserve"> performance </w:t>
+      </w:r>
+      <w:r>
+        <w:t xml:space="preserve">of the antenna element </w:t>
+      </w:r>
+      <w:r>
+        <w:t>in switched on (illuminated) state and switched off (non-illuminated) state</w:t>
+      </w:r>
+      <w:r>
+        <w:t xml:space="preserve"> and </w:t>
+      </w:r>
+      <w:r>
+        <w:t xml:space="preserve">the performance </w:t>
+      </w:r>
+      <w:r>
+        <w:t>follow</w:t>
+      </w:r>
+      <w:r>
+        <w:t xml:space="preserve"> the same pattern for all the Reflection Coefficients.</w:t>
+      </w:r>
+      <w:r>
+        <w:t xml:space="preserve"> </w:t>
+      </w:r>
+      <w:r>
+        <w:t>It</w:t>
+      </w:r>
+      <w:r>
+        <w:t xml:space="preserve"> </w:t>
+      </w:r>
+      <w:r>
+        <w:t xml:space="preserve">shows switched ON state, the ports achieve a wide -10 dB impedance bandwidth and covers major UWB spectrum </w:t>
+      </w:r>
+      <w:r>
+        <w:t>(&gt; 180% fractional bandwidth)</w:t>
+      </w:r>
+      <w:r>
+        <w:t xml:space="preserve"> with notable resonance dips around </w:t>
+      </w:r>
+      <w:r>
+        <w:t>10</w:t>
+      </w:r>
+      <w:r>
+        <w:t xml:space="preserve"> GHz. </w:t>
+      </w:r>
+      <w:r>
+        <w:t>At</w:t>
+      </w:r>
+      <w:r>
+        <w:t xml:space="preserve"> switched OFF state</w:t>
+      </w:r>
+      <w:r>
+        <w:t xml:space="preserve"> </w:t>
+      </w:r>
+      <w:r>
+        <w:t>it</w:t>
+      </w:r>
+      <w:r>
+        <w:t xml:space="preserve"> show</w:t>
+      </w:r>
+      <w:r>
+        <w:t>s</w:t>
+      </w:r>
+      <w:r>
+        <w:t xml:space="preserve"> dynamic frequency reconfigurable</w:t>
+      </w:r>
+      <w:r>
+        <w:t xml:space="preserve"> </w:t>
+      </w:r>
+      <w:r>
+        <w:t xml:space="preserve">characteristics and maintain </w:t>
+      </w:r>
+      <w:r>
+        <w:t xml:space="preserve"> </w:t>
+      </w:r>
+      <w:r>
+        <w:t>S</w:t>
+      </w:r>
+      <w:r>
+        <w:rPr>
+          <w:vertAlign w:val="subscript"/>
+        </w:rPr>
+        <w:t>11</w:t>
+      </w:r>
+      <w:r>
+        <w:rPr>
+          <w:vertAlign w:val="subscript"/>
+        </w:rPr>
+        <w:t xml:space="preserve"> </w:t>
+      </w:r>
+      <w:r>
+        <w:t>&lt; 10 dB.</w:t>
+      </w:r>
+    </w:p>
+    <w:p/>
+    <w:p>
+      <w:pPr>
+        <w:ind w:firstLine="0"/>
+        <w:jc w:val="center"/>
+        <w:rPr>
+          <w:sz w:val="16"/>
+          <w:szCs w:val="16"/>
+        </w:rPr>
+      </w:pPr>
+      <w:r>
+        <w:rPr>
+          <w:b/>
+          <w:sz w:val="16"/>
+          <w:szCs w:val="16"/>
+          <w:lang w:val="en-GB"/>
+        </w:rPr>
         <w:t xml:space="preserve">Fig </w:t>
       </w:r>
       <w:r>
+        <w:rPr>
+          <w:b/>
+          <w:sz w:val="16"/>
+          <w:szCs w:val="16"/>
+        </w:rPr>
+        <w:t>3</w:t>
+      </w:r>
+      <w:r>
+        <w:rPr>
+          <w:b/>
+          <w:sz w:val="16"/>
+          <w:szCs w:val="16"/>
+          <w:lang w:val="en-GB"/>
+        </w:rPr>
+        <w:t>.</w:t>
+      </w:r>
+      <w:r>
+        <w:rPr>
+          <w:sz w:val="16"/>
+          <w:szCs w:val="16"/>
+          <w:lang w:val="en-GB"/>
+        </w:rPr>
+        <w:t xml:space="preserve">  </w:t>
+      </w:r>
+      <w:r>
+        <w:rPr>
+          <w:sz w:val="16"/>
+          <w:szCs w:val="16"/>
+        </w:rPr>
+        <w:t>S</w:t>
+      </w:r>
+      <w:r>
+        <w:rPr>
+          <w:sz w:val="16"/>
+          <w:szCs w:val="16"/>
+          <w:vertAlign w:val="subscript"/>
+        </w:rPr>
+        <w:t>2</w:t>
+      </w:r>
+      <w:r>
+        <w:rPr>
+          <w:sz w:val="16"/>
+          <w:szCs w:val="16"/>
+          <w:vertAlign w:val="subscript"/>
+        </w:rPr>
+        <w:t>1</w:t>
+      </w:r>
+      <w:r>
+        <w:rPr>
+          <w:sz w:val="16"/>
+          <w:szCs w:val="16"/>
+        </w:rPr>
+        <w:t xml:space="preserve"> Performance of the reconfigurable 8 port MIMO antenna.</w:t>
+      </w:r>
+    </w:p>
+    <w:p>
+      <w:pPr>
+        <w:ind w:firstLine="0"/>
+        <w:jc w:val="center"/>
+        <w:rPr>
+          <w:sz w:val="16"/>
+          <w:szCs w:val="16"/>
+        </w:rPr>
+      </w:pPr>
+    </w:p>
+    <w:p>
+      <w:pPr>
+        <w:pStyle w:val="p1a"/>
+      </w:pPr>
+      <w:r>
+        <w:t xml:space="preserve">Fig </w:t>
+      </w:r>
+      <w:r>
+        <w:t>3</w:t>
+      </w:r>
+      <w:r>
+        <w:t xml:space="preserve"> exhibits the S</w:t>
+      </w:r>
+      <w:r>
+        <w:rPr>
+          <w:vertAlign w:val="subscript"/>
+        </w:rPr>
+        <w:t>21</w:t>
+      </w:r>
+      <w:r>
+        <w:t xml:space="preserve"> </w:t>
+      </w:r>
+      <w:r>
+        <w:t>performance of the antenna</w:t>
+      </w:r>
+      <w:r>
+        <w:t xml:space="preserve"> in switched on/off state and it follows same pattern for all the Transmission Coefficients</w:t>
+      </w:r>
+      <w:r>
+        <w:t>. The isolation performance between the antenna elements confirms minimal</w:t>
+      </w:r>
+      <w:r>
+        <w:t xml:space="preserve"> inter element</w:t>
+      </w:r>
+      <w:r>
+        <w:t xml:space="preserve"> coupling in both states. </w:t>
+      </w:r>
+      <w:r>
+        <w:t>In</w:t>
+      </w:r>
+      <w:r>
+        <w:t xml:space="preserve"> ON state </w:t>
+      </w:r>
+      <w:r>
+        <w:t>S</w:t>
+      </w:r>
+      <w:r>
+        <w:rPr>
+          <w:vertAlign w:val="subscript"/>
+        </w:rPr>
+        <w:t>21</w:t>
+      </w:r>
+      <w:r>
+        <w:t xml:space="preserve"> remains under -15 dB across near</w:t>
+      </w:r>
+      <w:r>
+        <w:t>ly the operating range of</w:t>
+      </w:r>
+      <w:r>
+        <w:t xml:space="preserve"> </w:t>
+      </w:r>
+      <w:r>
         <w:t>4</w:t>
       </w:r>
       <w:r>
-        <w:t xml:space="preserve"> exhibits the </w:t>
-      </w:r>
-      <w:r>
-        <w:t>t</w:t>
-      </w:r>
-      <w:r>
-        <w:t xml:space="preserve">ransmission </w:t>
-      </w:r>
-      <w:r>
-        <w:t>c</w:t>
-      </w:r>
-      <w:r>
-        <w:t>oefficients (S</w:t>
-      </w:r>
-      <w:r>
-        <w:rPr>
-          <w:vertAlign w:val="subscript"/>
-        </w:rPr>
-        <w:t>21</w:t>
-      </w:r>
-      <w:r>
-        <w:t>–S</w:t>
-      </w:r>
-      <w:r>
-        <w:rPr>
-          <w:vertAlign w:val="subscript"/>
-        </w:rPr>
-        <w:t>81</w:t>
-      </w:r>
-      <w:r>
-        <w:t xml:space="preserve">) performance of the antenna. The isolation performance between the antenna elements confirms minimal coupling in both switched on/off states. Fig 5(a) shows ON state and transmission coefficients remains under -15 dB across most bands and dips significantly below -30 dB to -50 dB near 8-14 </w:t>
-      </w:r>
-      <w:r>
-        <w:t>GHz. Fig 5(b) shows OFF state, element isolation is further improved</w:t>
-      </w:r>
-      <w:r>
-        <w:t>, stays well below -15 dB across the entire range of 2-20 GHz and reaches extremely low coupling levels (below -40 dB) at various high frequency points.</w:t>
+        <w:t>-</w:t>
+      </w:r>
+      <w:r>
+        <w:t>20</w:t>
+      </w:r>
+      <w:r>
+        <w:t xml:space="preserve"> </w:t>
+      </w:r>
+      <w:r>
+        <w:t>GHz.</w:t>
+      </w:r>
+      <w:r>
+        <w:t xml:space="preserve"> It stabilizes around -20 dB for 4-8.5 GHz and dips to -40 dB for </w:t>
+      </w:r>
+      <w:r>
+        <w:t>9-10 GHz and then stabilizes again for the rest of the operating band in -20 dB level.</w:t>
+      </w:r>
+      <w:r>
+        <w:t xml:space="preserve"> </w:t>
+      </w:r>
+      <w:r>
+        <w:t>In</w:t>
+      </w:r>
+      <w:r>
+        <w:t xml:space="preserve"> OFF state, element</w:t>
+      </w:r>
+      <w:r>
+        <w:t xml:space="preserve"> </w:t>
+      </w:r>
+      <w:r>
+        <w:t>isolation is further improved</w:t>
+      </w:r>
+      <w:r>
+        <w:t xml:space="preserve">, stays well below -15 dB across the entire range of </w:t>
+      </w:r>
+      <w:r>
+        <w:t>8.3</w:t>
+      </w:r>
+      <w:r>
+        <w:t>-20 GHz and reaches extremely low coupling levels (below -</w:t>
+      </w:r>
+      <w:r>
+        <w:t>3</w:t>
+      </w:r>
+      <w:r>
+        <w:t xml:space="preserve">0 dB) at </w:t>
+      </w:r>
+      <w:r>
+        <w:t>10 GHz</w:t>
+      </w:r>
+      <w:r>
+        <w:t>.</w:t>
       </w:r>
     </w:p>
     <w:p/>
@@ -3164,16 +3041,16 @@
           <w:sz w:val="12"/>
         </w:rPr>
         <w:drawing>
-          <wp:anchor distT="0" distB="0" distL="0" distR="0" simplePos="0" relativeHeight="251676672" behindDoc="1" locked="0" layoutInCell="1" allowOverlap="1" wp14:anchorId="702A0FBA" wp14:editId="6BCEA78C">
+          <wp:anchor distT="0" distB="0" distL="0" distR="0" simplePos="0" relativeHeight="251676672" behindDoc="1" locked="0" layoutInCell="1" allowOverlap="1" wp14:anchorId="702A0FBA" wp14:editId="0615B916">
             <wp:simplePos x="0" y="0"/>
             <wp:positionH relativeFrom="page">
-              <wp:posOffset>2345690</wp:posOffset>
+              <wp:posOffset>2346158</wp:posOffset>
             </wp:positionH>
             <wp:positionV relativeFrom="paragraph">
-              <wp:posOffset>746125</wp:posOffset>
+              <wp:posOffset>770292</wp:posOffset>
             </wp:positionV>
-            <wp:extent cx="2660015" cy="1524000"/>
-            <wp:effectExtent l="0" t="0" r="6985" b="0"/>
+            <wp:extent cx="2660015" cy="1477537"/>
+            <wp:effectExtent l="0" t="0" r="6985" b="8890"/>
             <wp:wrapTopAndBottom/>
             <wp:docPr id="10" name="Image 10"/>
             <wp:cNvGraphicFramePr>
@@ -3187,7 +3064,7 @@
                     <pic:cNvPicPr/>
                   </pic:nvPicPr>
                   <pic:blipFill>
-                    <a:blip r:embed="rId19" cstate="print">
+                    <a:blip r:embed="rId20" cstate="print">
                       <a:extLst>
                         <a:ext uri="{28A0092B-C50C-407E-A947-70E740481C1C}">
                           <a14:useLocalDpi xmlns:a14="http://schemas.microsoft.com/office/drawing/2010/main" val="0"/>
@@ -3201,7 +3078,7 @@
                   <pic:spPr>
                     <a:xfrm>
                       <a:off x="0" y="0"/>
-                      <a:ext cx="2660015" cy="1524000"/>
+                      <a:ext cx="2660015" cy="1477537"/>
                     </a:xfrm>
                     <a:prstGeom prst="rect">
                       <a:avLst/>
@@ -3226,11 +3103,7 @@
         <w:t>calculation of</w:t>
       </w:r>
       <w:r>
-        <w:t xml:space="preserve"> the ECC value of an antenna. Where </w:t>
-      </w:r>
-      <w:proofErr w:type="spellStart"/>
-      <w:r>
-        <w:t>ECC</w:t>
+        <w:t xml:space="preserve"> the ECC value of an antenna. Where ECC</w:t>
       </w:r>
       <w:r>
         <w:rPr>
@@ -3238,13 +3111,8 @@
         </w:rPr>
         <w:t>ij</w:t>
       </w:r>
-      <w:proofErr w:type="spellEnd"/>
-      <w:r>
-        <w:t xml:space="preserve"> is the ECC of the </w:t>
-      </w:r>
-      <w:proofErr w:type="spellStart"/>
-      <w:r>
-        <w:t>i</w:t>
+      <w:r>
+        <w:t xml:space="preserve"> is the ECC of the i</w:t>
       </w:r>
       <w:r>
         <w:rPr>
@@ -3252,13 +3120,8 @@
         </w:rPr>
         <w:t>th</w:t>
       </w:r>
-      <w:proofErr w:type="spellEnd"/>
-      <w:r>
-        <w:t xml:space="preserve">, </w:t>
-      </w:r>
-      <w:proofErr w:type="spellStart"/>
-      <w:r>
-        <w:t>j</w:t>
+      <w:r>
+        <w:t>, j</w:t>
       </w:r>
       <w:r>
         <w:rPr>
@@ -3266,7 +3129,6 @@
         </w:rPr>
         <w:t>th</w:t>
       </w:r>
-      <w:proofErr w:type="spellEnd"/>
       <w:r>
         <w:t xml:space="preserve"> antenna elements. ECC of the</w:t>
       </w:r>
@@ -3304,13 +3166,19 @@
         <w:t xml:space="preserve"> ECC </w:t>
       </w:r>
       <w:r>
-        <w:t>&gt;</w:t>
-      </w:r>
-      <w:r>
-        <w:t xml:space="preserve"> 0.001</w:t>
+        <w:t>&lt;</w:t>
+      </w:r>
+      <w:r>
+        <w:t xml:space="preserve"> 0.00</w:t>
+      </w:r>
+      <w:r>
+        <w:t>05</w:t>
       </w:r>
       <w:r>
         <w:t xml:space="preserve"> in both states</w:t>
+      </w:r>
+      <w:r>
+        <w:t xml:space="preserve"> from 6-20 GHz</w:t>
       </w:r>
       <w:r>
         <w:t>, indicating very low correlation and excellent diversity.</w:t>
@@ -3456,6 +3324,128 @@
     </w:p>
     <w:p/>
     <w:p>
+      <w:r>
+        <w:rPr>
+          <w:i/>
+          <w:noProof/>
+        </w:rPr>
+        <w:drawing>
+          <wp:anchor distT="0" distB="0" distL="0" distR="0" simplePos="0" relativeHeight="251707392" behindDoc="0" locked="0" layoutInCell="1" allowOverlap="1" wp14:anchorId="79B09C82" wp14:editId="61EABFC4">
+            <wp:simplePos x="0" y="0"/>
+            <wp:positionH relativeFrom="page">
+              <wp:posOffset>4034155</wp:posOffset>
+            </wp:positionH>
+            <wp:positionV relativeFrom="paragraph">
+              <wp:posOffset>751205</wp:posOffset>
+            </wp:positionV>
+            <wp:extent cx="1920875" cy="1085215"/>
+            <wp:effectExtent l="0" t="0" r="3175" b="635"/>
+            <wp:wrapTopAndBottom/>
+            <wp:docPr id="6" name="Image 6"/>
+            <wp:cNvGraphicFramePr>
+              <a:graphicFrameLocks xmlns:a="http://schemas.openxmlformats.org/drawingml/2006/main"/>
+            </wp:cNvGraphicFramePr>
+            <a:graphic xmlns:a="http://schemas.openxmlformats.org/drawingml/2006/main">
+              <a:graphicData uri="http://schemas.openxmlformats.org/drawingml/2006/picture">
+                <pic:pic xmlns:pic="http://schemas.openxmlformats.org/drawingml/2006/picture">
+                  <pic:nvPicPr>
+                    <pic:cNvPr id="6" name="Image 6"/>
+                    <pic:cNvPicPr/>
+                  </pic:nvPicPr>
+                  <pic:blipFill>
+                    <a:blip r:embed="rId21" cstate="print">
+                      <a:extLst>
+                        <a:ext uri="{28A0092B-C50C-407E-A947-70E740481C1C}">
+                          <a14:useLocalDpi xmlns:a14="http://schemas.microsoft.com/office/drawing/2010/main" val="0"/>
+                        </a:ext>
+                      </a:extLst>
+                    </a:blip>
+                    <a:stretch>
+                      <a:fillRect/>
+                    </a:stretch>
+                  </pic:blipFill>
+                  <pic:spPr>
+                    <a:xfrm>
+                      <a:off x="0" y="0"/>
+                      <a:ext cx="1920875" cy="1085215"/>
+                    </a:xfrm>
+                    <a:prstGeom prst="rect">
+                      <a:avLst/>
+                    </a:prstGeom>
+                  </pic:spPr>
+                </pic:pic>
+              </a:graphicData>
+            </a:graphic>
+            <wp14:sizeRelH relativeFrom="margin">
+              <wp14:pctWidth>0</wp14:pctWidth>
+            </wp14:sizeRelH>
+            <wp14:sizeRelV relativeFrom="margin">
+              <wp14:pctHeight>0</wp14:pctHeight>
+            </wp14:sizeRelV>
+          </wp:anchor>
+        </w:drawing>
+      </w:r>
+      <w:r>
+        <w:rPr>
+          <w:noProof/>
+          <w:sz w:val="13"/>
+        </w:rPr>
+        <w:drawing>
+          <wp:anchor distT="0" distB="0" distL="0" distR="0" simplePos="0" relativeHeight="251706368" behindDoc="1" locked="0" layoutInCell="1" allowOverlap="1" wp14:anchorId="77FBD119" wp14:editId="224F93ED">
+            <wp:simplePos x="0" y="0"/>
+            <wp:positionH relativeFrom="page">
+              <wp:posOffset>1744345</wp:posOffset>
+            </wp:positionH>
+            <wp:positionV relativeFrom="paragraph">
+              <wp:posOffset>772160</wp:posOffset>
+            </wp:positionV>
+            <wp:extent cx="1901825" cy="1038860"/>
+            <wp:effectExtent l="0" t="0" r="3175" b="8890"/>
+            <wp:wrapTopAndBottom/>
+            <wp:docPr id="11" name="Image 11"/>
+            <wp:cNvGraphicFramePr>
+              <a:graphicFrameLocks xmlns:a="http://schemas.openxmlformats.org/drawingml/2006/main"/>
+            </wp:cNvGraphicFramePr>
+            <a:graphic xmlns:a="http://schemas.openxmlformats.org/drawingml/2006/main">
+              <a:graphicData uri="http://schemas.openxmlformats.org/drawingml/2006/picture">
+                <pic:pic xmlns:pic="http://schemas.openxmlformats.org/drawingml/2006/picture">
+                  <pic:nvPicPr>
+                    <pic:cNvPr id="11" name="Image 11"/>
+                    <pic:cNvPicPr/>
+                  </pic:nvPicPr>
+                  <pic:blipFill>
+                    <a:blip r:embed="rId22" cstate="print">
+                      <a:extLst>
+                        <a:ext uri="{28A0092B-C50C-407E-A947-70E740481C1C}">
+                          <a14:useLocalDpi xmlns:a14="http://schemas.microsoft.com/office/drawing/2010/main" val="0"/>
+                        </a:ext>
+                      </a:extLst>
+                    </a:blip>
+                    <a:stretch>
+                      <a:fillRect/>
+                    </a:stretch>
+                  </pic:blipFill>
+                  <pic:spPr>
+                    <a:xfrm>
+                      <a:off x="0" y="0"/>
+                      <a:ext cx="1901825" cy="1038860"/>
+                    </a:xfrm>
+                    <a:prstGeom prst="rect">
+                      <a:avLst/>
+                    </a:prstGeom>
+                  </pic:spPr>
+                </pic:pic>
+              </a:graphicData>
+            </a:graphic>
+            <wp14:sizeRelH relativeFrom="margin">
+              <wp14:pctWidth>0</wp14:pctWidth>
+            </wp14:sizeRelH>
+            <wp14:sizeRelV relativeFrom="margin">
+              <wp14:pctHeight>0</wp14:pctHeight>
+            </wp14:sizeRelV>
+          </wp:anchor>
+        </w:drawing>
+      </w:r>
       <w:r>
         <w:rPr>
           <w:noProof/>
@@ -3582,7 +3572,11 @@
           </mc:Choice>
           <mc:Fallback>
             <w:pict>
-              <v:shape w14:anchorId="1CA6111A" id="Text Box 11" o:spid="_x0000_s1028" type="#_x0000_t202" style="position:absolute;left:0;text-align:left;margin-left:1.65pt;margin-top:142.75pt;width:166.8pt;height:36pt;z-index:251709440;visibility:visible;mso-wrap-style:square;mso-width-percent:0;mso-height-percent:0;mso-wrap-distance-left:9pt;mso-wrap-distance-top:0;mso-wrap-distance-right:9pt;mso-wrap-distance-bottom:0;mso-position-horizontal:absolute;mso-position-horizontal-relative:text;mso-position-vertical:absolute;mso-position-vertical-relative:text;mso-width-percent:0;mso-height-percent:0;mso-width-relative:margin;mso-height-relative:margin;v-text-anchor:top" o:gfxdata="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" filled="f" stroked="f" strokeweight=".5pt">
+              <v:shapetype w14:anchorId="1CA6111A" id="_x0000_t202" coordsize="21600,21600" o:spt="202" path="m,l,21600r21600,l21600,xe">
+                <v:stroke joinstyle="miter"/>
+                <v:path gradientshapeok="t" o:connecttype="rect"/>
+              </v:shapetype>
+              <v:shape id="Text Box 11" o:spid="_x0000_s1026" type="#_x0000_t202" style="position:absolute;left:0;text-align:left;margin-left:1.65pt;margin-top:142.75pt;width:166.8pt;height:36pt;z-index:251709440;visibility:visible;mso-wrap-style:square;mso-width-percent:0;mso-height-percent:0;mso-wrap-distance-left:9pt;mso-wrap-distance-top:0;mso-wrap-distance-right:9pt;mso-wrap-distance-bottom:0;mso-position-horizontal:absolute;mso-position-horizontal-relative:text;mso-position-vertical:absolute;mso-position-vertical-relative:text;mso-width-percent:0;mso-height-percent:0;mso-width-relative:margin;mso-height-relative:margin;v-text-anchor:top" o:gfxdata="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" filled="f" stroked="f" strokeweight=".5pt">
                 <v:textbox>
                   <w:txbxContent>
                     <w:p>
@@ -3665,7 +3659,7 @@
         <mc:AlternateContent>
           <mc:Choice Requires="wps">
             <w:drawing>
-              <wp:anchor distT="0" distB="0" distL="114300" distR="114300" simplePos="0" relativeHeight="251710464" behindDoc="0" locked="0" layoutInCell="1" allowOverlap="1" wp14:anchorId="3304AEE0" wp14:editId="05E70644">
+              <wp:anchor distT="0" distB="0" distL="114300" distR="114300" simplePos="0" relativeHeight="251710464" behindDoc="0" locked="0" layoutInCell="1" allowOverlap="1" wp14:anchorId="3304AEE0" wp14:editId="161CDF71">
                 <wp:simplePos x="0" y="0"/>
                 <wp:positionH relativeFrom="column">
                   <wp:posOffset>2291715</wp:posOffset>
@@ -3749,7 +3743,7 @@
           </mc:Choice>
           <mc:Fallback>
             <w:pict>
-              <v:shape w14:anchorId="3304AEE0" id="Text Box 12" o:spid="_x0000_s1029" type="#_x0000_t202" style="position:absolute;left:0;text-align:left;margin-left:180.45pt;margin-top:142.9pt;width:160.4pt;height:35.6pt;z-index:251710464;visibility:visible;mso-wrap-style:square;mso-width-percent:0;mso-height-percent:0;mso-wrap-distance-left:9pt;mso-wrap-distance-top:0;mso-wrap-distance-right:9pt;mso-wrap-distance-bottom:0;mso-position-horizontal:absolute;mso-position-horizontal-relative:text;mso-position-vertical:absolute;mso-position-vertical-relative:text;mso-width-percent:0;mso-height-percent:0;mso-width-relative:margin;mso-height-relative:margin;v-text-anchor:top" o:gfxdata="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" filled="f" stroked="f" strokeweight=".5pt">
+              <v:shape w14:anchorId="3304AEE0" id="Text Box 12" o:spid="_x0000_s1027" type="#_x0000_t202" style="position:absolute;left:0;text-align:left;margin-left:180.45pt;margin-top:142.9pt;width:160.4pt;height:35.6pt;z-index:251710464;visibility:visible;mso-wrap-style:square;mso-width-percent:0;mso-height-percent:0;mso-wrap-distance-left:9pt;mso-wrap-distance-top:0;mso-wrap-distance-right:9pt;mso-wrap-distance-bottom:0;mso-position-horizontal:absolute;mso-position-horizontal-relative:text;mso-position-vertical:absolute;mso-position-vertical-relative:text;mso-width-percent:0;mso-height-percent:0;mso-width-relative:margin;mso-height-relative:margin;v-text-anchor:top" o:gfxdata="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" filled="f" stroked="f" strokeweight=".5pt">
                 <v:textbox>
                   <w:txbxContent>
                     <w:p>
@@ -3791,128 +3785,6 @@
         </mc:AlternateContent>
       </w:r>
       <w:r>
-        <w:rPr>
-          <w:i/>
-          <w:noProof/>
-        </w:rPr>
-        <w:drawing>
-          <wp:anchor distT="0" distB="0" distL="0" distR="0" simplePos="0" relativeHeight="251707392" behindDoc="0" locked="0" layoutInCell="1" allowOverlap="1" wp14:anchorId="79B09C82" wp14:editId="174EFC41">
-            <wp:simplePos x="0" y="0"/>
-            <wp:positionH relativeFrom="page">
-              <wp:posOffset>4030980</wp:posOffset>
-            </wp:positionH>
-            <wp:positionV relativeFrom="paragraph">
-              <wp:posOffset>751205</wp:posOffset>
-            </wp:positionV>
-            <wp:extent cx="1929130" cy="1085215"/>
-            <wp:effectExtent l="0" t="0" r="0" b="635"/>
-            <wp:wrapTopAndBottom/>
-            <wp:docPr id="6" name="Image 6"/>
-            <wp:cNvGraphicFramePr>
-              <a:graphicFrameLocks xmlns:a="http://schemas.openxmlformats.org/drawingml/2006/main"/>
-            </wp:cNvGraphicFramePr>
-            <a:graphic xmlns:a="http://schemas.openxmlformats.org/drawingml/2006/main">
-              <a:graphicData uri="http://schemas.openxmlformats.org/drawingml/2006/picture">
-                <pic:pic xmlns:pic="http://schemas.openxmlformats.org/drawingml/2006/picture">
-                  <pic:nvPicPr>
-                    <pic:cNvPr id="6" name="Image 6"/>
-                    <pic:cNvPicPr/>
-                  </pic:nvPicPr>
-                  <pic:blipFill>
-                    <a:blip r:embed="rId20" cstate="print">
-                      <a:extLst>
-                        <a:ext uri="{28A0092B-C50C-407E-A947-70E740481C1C}">
-                          <a14:useLocalDpi xmlns:a14="http://schemas.microsoft.com/office/drawing/2010/main" val="0"/>
-                        </a:ext>
-                      </a:extLst>
-                    </a:blip>
-                    <a:stretch>
-                      <a:fillRect/>
-                    </a:stretch>
-                  </pic:blipFill>
-                  <pic:spPr>
-                    <a:xfrm>
-                      <a:off x="0" y="0"/>
-                      <a:ext cx="1929130" cy="1085215"/>
-                    </a:xfrm>
-                    <a:prstGeom prst="rect">
-                      <a:avLst/>
-                    </a:prstGeom>
-                  </pic:spPr>
-                </pic:pic>
-              </a:graphicData>
-            </a:graphic>
-            <wp14:sizeRelH relativeFrom="margin">
-              <wp14:pctWidth>0</wp14:pctWidth>
-            </wp14:sizeRelH>
-            <wp14:sizeRelV relativeFrom="margin">
-              <wp14:pctHeight>0</wp14:pctHeight>
-            </wp14:sizeRelV>
-          </wp:anchor>
-        </w:drawing>
-      </w:r>
-      <w:r>
-        <w:rPr>
-          <w:noProof/>
-          <w:sz w:val="13"/>
-        </w:rPr>
-        <w:drawing>
-          <wp:anchor distT="0" distB="0" distL="0" distR="0" simplePos="0" relativeHeight="251706368" behindDoc="1" locked="0" layoutInCell="1" allowOverlap="1" wp14:anchorId="77FBD119" wp14:editId="4C3013B8">
-            <wp:simplePos x="0" y="0"/>
-            <wp:positionH relativeFrom="page">
-              <wp:posOffset>1744980</wp:posOffset>
-            </wp:positionH>
-            <wp:positionV relativeFrom="paragraph">
-              <wp:posOffset>756285</wp:posOffset>
-            </wp:positionV>
-            <wp:extent cx="1901825" cy="1073150"/>
-            <wp:effectExtent l="0" t="0" r="3175" b="0"/>
-            <wp:wrapTopAndBottom/>
-            <wp:docPr id="11" name="Image 11"/>
-            <wp:cNvGraphicFramePr>
-              <a:graphicFrameLocks xmlns:a="http://schemas.openxmlformats.org/drawingml/2006/main"/>
-            </wp:cNvGraphicFramePr>
-            <a:graphic xmlns:a="http://schemas.openxmlformats.org/drawingml/2006/main">
-              <a:graphicData uri="http://schemas.openxmlformats.org/drawingml/2006/picture">
-                <pic:pic xmlns:pic="http://schemas.openxmlformats.org/drawingml/2006/picture">
-                  <pic:nvPicPr>
-                    <pic:cNvPr id="11" name="Image 11"/>
-                    <pic:cNvPicPr/>
-                  </pic:nvPicPr>
-                  <pic:blipFill>
-                    <a:blip r:embed="rId21" cstate="print">
-                      <a:extLst>
-                        <a:ext uri="{28A0092B-C50C-407E-A947-70E740481C1C}">
-                          <a14:useLocalDpi xmlns:a14="http://schemas.microsoft.com/office/drawing/2010/main" val="0"/>
-                        </a:ext>
-                      </a:extLst>
-                    </a:blip>
-                    <a:stretch>
-                      <a:fillRect/>
-                    </a:stretch>
-                  </pic:blipFill>
-                  <pic:spPr>
-                    <a:xfrm>
-                      <a:off x="0" y="0"/>
-                      <a:ext cx="1901825" cy="1073150"/>
-                    </a:xfrm>
-                    <a:prstGeom prst="rect">
-                      <a:avLst/>
-                    </a:prstGeom>
-                  </pic:spPr>
-                </pic:pic>
-              </a:graphicData>
-            </a:graphic>
-            <wp14:sizeRelH relativeFrom="margin">
-              <wp14:pctWidth>0</wp14:pctWidth>
-            </wp14:sizeRelH>
-            <wp14:sizeRelV relativeFrom="margin">
-              <wp14:pctHeight>0</wp14:pctHeight>
-            </wp14:sizeRelV>
-          </wp:anchor>
-        </w:drawing>
-      </w:r>
-      <w:r>
         <w:t>The</w:t>
       </w:r>
       <w:r>
@@ -3946,7 +3818,13 @@
         <w:t>constant</w:t>
       </w:r>
       <w:r>
-        <w:t xml:space="preserve"> 10 dB across the operating band, which yields better diversity for the MIMO system.</w:t>
+        <w:t xml:space="preserve"> 10 dB </w:t>
+      </w:r>
+      <w:r>
+        <w:t>from 4-20 GHz in switched on state and 6-20 GHz in switched off state</w:t>
+      </w:r>
+      <w:r>
+        <w:t>, which yields better diversity for the MIMO system.</w:t>
       </w:r>
     </w:p>
     <w:p>
@@ -3963,19 +3841,13 @@
         <w:t>5</w:t>
       </w:r>
       <w:r>
-        <w:t xml:space="preserve"> across the operating band</w:t>
-      </w:r>
-      <w:r>
-        <w:t xml:space="preserve"> in both states. For ON state, CCL</w:t>
-      </w:r>
-      <w:r>
-        <w:t xml:space="preserve"> </w:t>
-      </w:r>
-      <w:r>
-        <w:t>stays below 0.2 across entire frequency range</w:t>
-      </w:r>
-      <w:r>
-        <w:t>, dropping below 0.1 for most higher frequencies. For OFF state, the CCL remains below 0.2 above 3.5 GHz and only exceeds the threshold near below 2.2 GHz</w:t>
+        <w:t xml:space="preserve"> across the </w:t>
+      </w:r>
+      <w:r>
+        <w:t>6-20 GHz</w:t>
+      </w:r>
+      <w:r>
+        <w:t xml:space="preserve"> in both states</w:t>
       </w:r>
       <w:r>
         <w:t>,</w:t>
@@ -4001,6 +3873,7 @@
         <w:pStyle w:val="heading10"/>
       </w:pPr>
       <w:r>
+        <w:lastRenderedPageBreak/>
         <w:t>4   Conclusion</w:t>
       </w:r>
     </w:p>
@@ -4109,41 +3982,13 @@
           <w:szCs w:val="24"/>
         </w:rPr>
       </w:pPr>
-      <w:proofErr w:type="spellStart"/>
       <w:r>
         <w:rPr>
           <w:rFonts w:ascii="Times" w:hAnsi="Times" w:cs="Times"/>
           <w:sz w:val="18"/>
           <w:szCs w:val="24"/>
         </w:rPr>
-        <w:t>Thangarasu</w:t>
-      </w:r>
-      <w:proofErr w:type="spellEnd"/>
-      <w:r>
-        <w:rPr>
-          <w:rFonts w:ascii="Times" w:hAnsi="Times" w:cs="Times"/>
-          <w:sz w:val="18"/>
-          <w:szCs w:val="24"/>
-        </w:rPr>
-        <w:t xml:space="preserve">, Deepa, Palaniswamy, Sandeep Kumar, </w:t>
-      </w:r>
-      <w:proofErr w:type="spellStart"/>
-      <w:r>
-        <w:rPr>
-          <w:rFonts w:ascii="Times" w:hAnsi="Times" w:cs="Times"/>
-          <w:sz w:val="18"/>
-          <w:szCs w:val="24"/>
-        </w:rPr>
-        <w:t>Thipparaju</w:t>
-      </w:r>
-      <w:proofErr w:type="spellEnd"/>
-      <w:r>
-        <w:rPr>
-          <w:rFonts w:ascii="Times" w:hAnsi="Times" w:cs="Times"/>
-          <w:sz w:val="18"/>
-          <w:szCs w:val="24"/>
-        </w:rPr>
-        <w:t xml:space="preserve">, Rama Rao, </w:t>
+        <w:t xml:space="preserve">Thangarasu, Deepa, Palaniswamy, Sandeep Kumar, Thipparaju, Rama Rao, </w:t>
       </w:r>
       <w:r>
         <w:rPr>
@@ -4153,9 +3998,16 @@
           <w:sz w:val="18"/>
           <w:szCs w:val="24"/>
         </w:rPr>
-        <w:t xml:space="preserve">Quad Port </w:t>
-      </w:r>
-      <w:proofErr w:type="spellStart"/>
+        <w:t>Quad Port Multipolarized Reconfigurable MIMO Antenna for Sub 6 GHz Applications</w:t>
+      </w:r>
+      <w:r>
+        <w:rPr>
+          <w:rFonts w:ascii="Times" w:hAnsi="Times" w:cs="Times"/>
+          <w:sz w:val="18"/>
+          <w:szCs w:val="24"/>
+        </w:rPr>
+        <w:t xml:space="preserve">, </w:t>
+      </w:r>
       <w:r>
         <w:rPr>
           <w:rFonts w:ascii="Times" w:hAnsi="Times" w:cs="Times"/>
@@ -4164,18 +4016,7 @@
           <w:sz w:val="18"/>
           <w:szCs w:val="24"/>
         </w:rPr>
-        <w:t>Multipolarized</w:t>
-      </w:r>
-      <w:proofErr w:type="spellEnd"/>
-      <w:r>
-        <w:rPr>
-          <w:rFonts w:ascii="Times" w:hAnsi="Times" w:cs="Times"/>
-          <w:i/>
-          <w:iCs/>
-          <w:sz w:val="18"/>
-          <w:szCs w:val="24"/>
-        </w:rPr>
-        <w:t xml:space="preserve"> Reconfigurable MIMO Antenna for Sub 6 GHz Applications</w:t>
+        <w:t>International Journal of Antennas and Propagation</w:t>
       </w:r>
       <w:r>
         <w:rPr>
@@ -4183,34 +4024,7 @@
           <w:sz w:val="18"/>
           <w:szCs w:val="24"/>
         </w:rPr>
-        <w:t xml:space="preserve">, </w:t>
-      </w:r>
-      <w:r>
-        <w:rPr>
-          <w:rFonts w:ascii="Times" w:hAnsi="Times" w:cs="Times"/>
-          <w:i/>
-          <w:iCs/>
-          <w:sz w:val="18"/>
-          <w:szCs w:val="24"/>
-        </w:rPr>
-        <w:t>International Journal of Antennas and Propagation</w:t>
-      </w:r>
-      <w:r>
-        <w:rPr>
-          <w:rFonts w:ascii="Times" w:hAnsi="Times" w:cs="Times"/>
-          <w:sz w:val="18"/>
-          <w:szCs w:val="24"/>
-        </w:rPr>
-        <w:t xml:space="preserve">, 2023, 8882866, 17 pages, 2023. </w:t>
-      </w:r>
-      <w:r>
-        <w:rPr>
-          <w:rFonts w:ascii="Times" w:hAnsi="Times" w:cs="Times"/>
-          <w:sz w:val="18"/>
-          <w:szCs w:val="24"/>
-        </w:rPr>
-        <w:lastRenderedPageBreak/>
-        <w:t xml:space="preserve">https://doi.org/10.1155/2023/8882866 </w:t>
+        <w:t xml:space="preserve">, 2023, 8882866, 17 pages, 2023. https://doi.org/10.1155/2023/8882866 </w:t>
       </w:r>
     </w:p>
     <w:p>
@@ -4243,25 +4057,7 @@
           <w:sz w:val="18"/>
           <w:szCs w:val="24"/>
         </w:rPr>
-        <w:t xml:space="preserve">Al-Attar, S., </w:t>
-      </w:r>
-      <w:proofErr w:type="spellStart"/>
-      <w:r>
-        <w:rPr>
-          <w:rFonts w:ascii="Times" w:hAnsi="Times" w:cs="Times"/>
-          <w:sz w:val="18"/>
-          <w:szCs w:val="24"/>
-        </w:rPr>
-        <w:t>Alibakhshikenari</w:t>
-      </w:r>
-      <w:proofErr w:type="spellEnd"/>
-      <w:r>
-        <w:rPr>
-          <w:rFonts w:ascii="Times" w:hAnsi="Times" w:cs="Times"/>
-          <w:sz w:val="18"/>
-          <w:szCs w:val="24"/>
-        </w:rPr>
-        <w:t xml:space="preserve">, M., Qasaymeh, Y.M. et al. A reconfigurable MTM-EMBG MIMO antenna array with solar panel integration for sustainable 5G networks. Sci Rep 16, 22140 (2026). </w:t>
+        <w:t xml:space="preserve">Al-Attar, S., Alibakhshikenari, M., Qasaymeh, Y.M. et al. A reconfigurable MTM-EMBG MIMO antenna array with solar panel integration for sustainable 5G networks. Sci Rep 16, 22140 (2026). </w:t>
       </w:r>
       <w:r>
         <w:rPr>
@@ -4303,27 +4099,7 @@
           <w:szCs w:val="24"/>
           <w:lang w:val="en-US"/>
         </w:rPr>
-        <w:t xml:space="preserve">F. M. </w:t>
-      </w:r>
-      <w:proofErr w:type="spellStart"/>
-      <w:r>
-        <w:rPr>
-          <w:rFonts w:ascii="Times" w:hAnsi="Times" w:cs="Times"/>
-          <w:sz w:val="18"/>
-          <w:szCs w:val="24"/>
-          <w:lang w:val="en-US"/>
-        </w:rPr>
-        <w:t>Alnahwi</w:t>
-      </w:r>
-      <w:proofErr w:type="spellEnd"/>
-      <w:r>
-        <w:rPr>
-          <w:rFonts w:ascii="Times" w:hAnsi="Times" w:cs="Times"/>
-          <w:sz w:val="18"/>
-          <w:szCs w:val="24"/>
-          <w:lang w:val="en-US"/>
-        </w:rPr>
-        <w:t xml:space="preserve">, K. M. Abdulhasan, and N. E. Islam, "An ultrawideband to dual-band switchable antenna design for wireless communication applications," </w:t>
+        <w:t xml:space="preserve">F. M. Alnahwi, K. M. Abdulhasan, and N. E. Islam, "An ultrawideband to dual-band switchable antenna design for wireless communication applications," </w:t>
       </w:r>
       <w:r>
         <w:rPr>
@@ -4343,27 +4119,7 @@
           <w:szCs w:val="24"/>
           <w:lang w:val="en-US"/>
         </w:rPr>
-        <w:t xml:space="preserve">, vol. 14, pp. 1685–1688, 2015, </w:t>
-      </w:r>
-      <w:proofErr w:type="spellStart"/>
-      <w:r>
-        <w:rPr>
-          <w:rFonts w:ascii="Times" w:hAnsi="Times" w:cs="Times"/>
-          <w:sz w:val="18"/>
-          <w:szCs w:val="24"/>
-          <w:lang w:val="en-US"/>
-        </w:rPr>
-        <w:t>doi</w:t>
-      </w:r>
-      <w:proofErr w:type="spellEnd"/>
-      <w:r>
-        <w:rPr>
-          <w:rFonts w:ascii="Times" w:hAnsi="Times" w:cs="Times"/>
-          <w:sz w:val="18"/>
-          <w:szCs w:val="24"/>
-          <w:lang w:val="en-US"/>
-        </w:rPr>
-        <w:t>: 10.1109/LAWP.2015.2418679.</w:t>
+        <w:t>, vol. 14, pp. 1685–1688, 2015, doi: 10.1109/LAWP.2015.2418679.</w:t>
       </w:r>
     </w:p>
     <w:p>
@@ -4394,43 +4150,7 @@
           <w:sz w:val="18"/>
           <w:szCs w:val="24"/>
         </w:rPr>
-        <w:t xml:space="preserve">D. Piazza, N. J. Kirsch, A. </w:t>
-      </w:r>
-      <w:proofErr w:type="spellStart"/>
-      <w:r>
-        <w:rPr>
-          <w:rFonts w:ascii="Times" w:hAnsi="Times" w:cs="Times"/>
-          <w:sz w:val="18"/>
-          <w:szCs w:val="24"/>
-        </w:rPr>
-        <w:t>Forenza</w:t>
-      </w:r>
-      <w:proofErr w:type="spellEnd"/>
-      <w:r>
-        <w:rPr>
-          <w:rFonts w:ascii="Times" w:hAnsi="Times" w:cs="Times"/>
-          <w:sz w:val="18"/>
-          <w:szCs w:val="24"/>
-        </w:rPr>
-        <w:t xml:space="preserve">, R. W. Heath and K. R. Dandekar, "Design and Evaluation of a Reconfigurable Antenna Array for MIMO Systems," in IEEE Transactions on Antennas and Propagation, vol. 56, no. 3, pp. 869-881, March 2008, </w:t>
-      </w:r>
-      <w:proofErr w:type="spellStart"/>
-      <w:r>
-        <w:rPr>
-          <w:rFonts w:ascii="Times" w:hAnsi="Times" w:cs="Times"/>
-          <w:sz w:val="18"/>
-          <w:szCs w:val="24"/>
-        </w:rPr>
-        <w:t>doi</w:t>
-      </w:r>
-      <w:proofErr w:type="spellEnd"/>
-      <w:r>
-        <w:rPr>
-          <w:rFonts w:ascii="Times" w:hAnsi="Times" w:cs="Times"/>
-          <w:sz w:val="18"/>
-          <w:szCs w:val="24"/>
-        </w:rPr>
-        <w:t>: 10.1109/TAP.2008.916908.</w:t>
+        <w:t>D. Piazza, N. J. Kirsch, A. Forenza, R. W. Heath and K. R. Dandekar, "Design and Evaluation of a Reconfigurable Antenna Array for MIMO Systems," in IEEE Transactions on Antennas and Propagation, vol. 56, no. 3, pp. 869-881, March 2008, doi: 10.1109/TAP.2008.916908.</w:t>
       </w:r>
     </w:p>
     <w:p>
@@ -4461,43 +4181,7 @@
           <w:sz w:val="18"/>
           <w:szCs w:val="24"/>
         </w:rPr>
-        <w:t xml:space="preserve">W. F. A. </w:t>
-      </w:r>
-      <w:proofErr w:type="spellStart"/>
-      <w:r>
-        <w:rPr>
-          <w:rFonts w:ascii="Times" w:hAnsi="Times" w:cs="Times"/>
-          <w:sz w:val="18"/>
-          <w:szCs w:val="24"/>
-        </w:rPr>
-        <w:t>Mshwat</w:t>
-      </w:r>
-      <w:proofErr w:type="spellEnd"/>
-      <w:r>
-        <w:rPr>
-          <w:rFonts w:ascii="Times" w:hAnsi="Times" w:cs="Times"/>
-          <w:sz w:val="18"/>
-          <w:szCs w:val="24"/>
-        </w:rPr>
-        <w:t xml:space="preserve"> et al., "Compact Reconfigurable MIMO Antenna for 5G and Wi-Fi Applications," in IEEE Access, vol. 12, pp. 110283-110298, 2024, </w:t>
-      </w:r>
-      <w:proofErr w:type="spellStart"/>
-      <w:r>
-        <w:rPr>
-          <w:rFonts w:ascii="Times" w:hAnsi="Times" w:cs="Times"/>
-          <w:sz w:val="18"/>
-          <w:szCs w:val="24"/>
-        </w:rPr>
-        <w:t>doi</w:t>
-      </w:r>
-      <w:proofErr w:type="spellEnd"/>
-      <w:r>
-        <w:rPr>
-          <w:rFonts w:ascii="Times" w:hAnsi="Times" w:cs="Times"/>
-          <w:sz w:val="18"/>
-          <w:szCs w:val="24"/>
-        </w:rPr>
-        <w:t>: 10.1109/ACCESS.2024.3440653.</w:t>
+        <w:t>W. F. A. Mshwat et al., "Compact Reconfigurable MIMO Antenna for 5G and Wi-Fi Applications," in IEEE Access, vol. 12, pp. 110283-110298, 2024, doi: 10.1109/ACCESS.2024.3440653.</w:t>
       </w:r>
     </w:p>
     <w:p>
@@ -4530,25 +4214,7 @@
           <w:sz w:val="18"/>
           <w:szCs w:val="24"/>
         </w:rPr>
-        <w:t xml:space="preserve">K. Li and Y. Shi, "A Pattern Reconfigurable MIMO Antenna Design Using Characteristic Modes," in IEEE Access, vol. 6, pp. 43526-43534, 2018, </w:t>
-      </w:r>
-      <w:proofErr w:type="spellStart"/>
-      <w:r>
-        <w:rPr>
-          <w:rFonts w:ascii="Times" w:hAnsi="Times" w:cs="Times"/>
-          <w:sz w:val="18"/>
-          <w:szCs w:val="24"/>
-        </w:rPr>
-        <w:t>doi</w:t>
-      </w:r>
-      <w:proofErr w:type="spellEnd"/>
-      <w:r>
-        <w:rPr>
-          <w:rFonts w:ascii="Times" w:hAnsi="Times" w:cs="Times"/>
-          <w:sz w:val="18"/>
-          <w:szCs w:val="24"/>
-        </w:rPr>
-        <w:t>: 10.1109/ACCESS.2018.2863250.</w:t>
+        <w:t>K. Li and Y. Shi, "A Pattern Reconfigurable MIMO Antenna Design Using Characteristic Modes," in IEEE Access, vol. 6, pp. 43526-43534, 2018, doi: 10.1109/ACCESS.2018.2863250.</w:t>
       </w:r>
     </w:p>
     <w:p>
@@ -4581,43 +4247,7 @@
           <w:sz w:val="18"/>
           <w:szCs w:val="24"/>
         </w:rPr>
-        <w:t xml:space="preserve">J. He, K. Yu, Y. Shi, Y. Zhou, W. Chen and K. B. </w:t>
-      </w:r>
-      <w:proofErr w:type="spellStart"/>
-      <w:r>
-        <w:rPr>
-          <w:rFonts w:ascii="Times" w:hAnsi="Times" w:cs="Times"/>
-          <w:sz w:val="18"/>
-          <w:szCs w:val="24"/>
-        </w:rPr>
-        <w:t>Letaief</w:t>
-      </w:r>
-      <w:proofErr w:type="spellEnd"/>
-      <w:r>
-        <w:rPr>
-          <w:rFonts w:ascii="Times" w:hAnsi="Times" w:cs="Times"/>
-          <w:sz w:val="18"/>
-          <w:szCs w:val="24"/>
-        </w:rPr>
-        <w:t xml:space="preserve">, "Reconfigurable Intelligent Surface Assisted Massive MIMO With Antenna Selection," in IEEE Transactions on Wireless Communications, vol. 21, no. 7, pp. 4769-4783, July 2022, </w:t>
-      </w:r>
-      <w:proofErr w:type="spellStart"/>
-      <w:r>
-        <w:rPr>
-          <w:rFonts w:ascii="Times" w:hAnsi="Times" w:cs="Times"/>
-          <w:sz w:val="18"/>
-          <w:szCs w:val="24"/>
-        </w:rPr>
-        <w:t>doi</w:t>
-      </w:r>
-      <w:proofErr w:type="spellEnd"/>
-      <w:r>
-        <w:rPr>
-          <w:rFonts w:ascii="Times" w:hAnsi="Times" w:cs="Times"/>
-          <w:sz w:val="18"/>
-          <w:szCs w:val="24"/>
-        </w:rPr>
-        <w:t>: 10.1109/TWC.2021.3133272.</w:t>
+        <w:t>J. He, K. Yu, Y. Shi, Y. Zhou, W. Chen and K. B. Letaief, "Reconfigurable Intelligent Surface Assisted Massive MIMO With Antenna Selection," in IEEE Transactions on Wireless Communications, vol. 21, no. 7, pp. 4769-4783, July 2022, doi: 10.1109/TWC.2021.3133272.</w:t>
       </w:r>
     </w:p>
     <w:sectPr>
@@ -6685,6 +6315,15 @@
 </file>
 
 <file path=customXml/item1.xml><?xml version="1.0" encoding="utf-8"?>
+<p:properties xmlns:p="http://schemas.microsoft.com/office/2006/metadata/properties" xmlns:xsi="http://www.w3.org/2001/XMLSchema-instance">
+  <documentManagement>
+    <PublishingExpirationDate xmlns="http://schemas.microsoft.com/sharepoint/v3" xsi:nil="true"/>
+    <PublishingStartDate xmlns="http://schemas.microsoft.com/sharepoint/v3" xsi:nil="true"/>
+  </documentManagement>
+</p:properties>
+</file>
+
+<file path=customXml/item2.xml><?xml version="1.0" encoding="utf-8"?>
 <?mso-contentType ?>
 <FormTemplates xmlns="http://schemas.microsoft.com/sharepoint/v3/contenttype/forms">
   <Display>DocumentLibraryForm</Display>
@@ -6693,20 +6332,7 @@
 </FormTemplates>
 </file>
 
-<file path=customXml/item2.xml><?xml version="1.0" encoding="utf-8"?>
-<p:properties xmlns:p="http://schemas.microsoft.com/office/2006/metadata/properties" xmlns:xsi="http://www.w3.org/2001/XMLSchema-instance">
-  <documentManagement>
-    <PublishingExpirationDate xmlns="http://schemas.microsoft.com/sharepoint/v3" xsi:nil="true"/>
-    <PublishingStartDate xmlns="http://schemas.microsoft.com/sharepoint/v3" xsi:nil="true"/>
-  </documentManagement>
-</p:properties>
-</file>
-
 <file path=customXml/item3.xml><?xml version="1.0" encoding="utf-8"?>
-<b:Sources xmlns:b="http://schemas.openxmlformats.org/officeDocument/2006/bibliography" xmlns="http://schemas.openxmlformats.org/officeDocument/2006/bibliography" SelectedStyle="\APASixthEditionOfficeOnline.xsl" StyleName="APA" Version="6"/>
-</file>
-
-<file path=customXml/item4.xml><?xml version="1.0" encoding="utf-8"?>
 <ct:contentTypeSchema xmlns:ct="http://schemas.microsoft.com/office/2006/metadata/contentType" xmlns:ma="http://schemas.microsoft.com/office/2006/metadata/properties/metaAttributes" ct:_="" ma:_="" ma:contentTypeName="Document" ma:contentTypeID="0x010100BD8A7C60B0853440A30490D3E4FA50DD" ma:contentTypeVersion="2" ma:contentTypeDescription="Create a new document." ma:contentTypeScope="" ma:versionID="ab7955384a3b7491c72b82d5e1b806c6">
   <xsd:schema xmlns:xsd="http://www.w3.org/2001/XMLSchema" xmlns:xs="http://www.w3.org/2001/XMLSchema" xmlns:p="http://schemas.microsoft.com/office/2006/metadata/properties" xmlns:ns1="http://schemas.microsoft.com/sharepoint/v3" xmlns:ns2="05b8b9e2-f6c1-4215-91c3-b88e37d04829" targetNamespace="http://schemas.microsoft.com/office/2006/metadata/properties" ma:root="true" ma:fieldsID="233324f69553bf1c89f5d12d2abd2c0d" ns1:_="" ns2:_="">
     <xsd:import namespace="http://schemas.microsoft.com/sharepoint/v3"/>
@@ -6863,15 +6489,11 @@
 </ct:contentTypeSchema>
 </file>
 
-<file path=customXml/itemProps1.xml><?xml version="1.0" encoding="utf-8"?>
-<ds:datastoreItem xmlns:ds="http://schemas.openxmlformats.org/officeDocument/2006/customXml" ds:itemID="{12EF3859-BCA7-4C2C-A1C3-140837AF1ACE}">
-  <ds:schemaRefs>
-    <ds:schemaRef ds:uri="http://schemas.microsoft.com/sharepoint/v3/contenttype/forms"/>
-  </ds:schemaRefs>
-</ds:datastoreItem>
+<file path=customXml/item4.xml><?xml version="1.0" encoding="utf-8"?>
+<b:Sources xmlns:b="http://schemas.openxmlformats.org/officeDocument/2006/bibliography" xmlns="http://schemas.openxmlformats.org/officeDocument/2006/bibliography" SelectedStyle="\APASixthEditionOfficeOnline.xsl" StyleName="APA" Version="6"/>
 </file>
 
-<file path=customXml/itemProps2.xml><?xml version="1.0" encoding="utf-8"?>
+<file path=customXml/itemProps1.xml><?xml version="1.0" encoding="utf-8"?>
 <ds:datastoreItem xmlns:ds="http://schemas.openxmlformats.org/officeDocument/2006/customXml" ds:itemID="{43F8FE86-05AD-41A3-BE3A-5F6A71AF3BFD}">
   <ds:schemaRefs>
     <ds:schemaRef ds:uri="http://schemas.microsoft.com/office/2006/metadata/properties"/>
@@ -6880,15 +6502,15 @@
 </ds:datastoreItem>
 </file>
 
-<file path=customXml/itemProps3.xml><?xml version="1.0" encoding="utf-8"?>
-<ds:datastoreItem xmlns:ds="http://schemas.openxmlformats.org/officeDocument/2006/customXml" ds:itemID="{FB0B0E64-0139-4C97-9DE1-AB323D738EA3}">
+<file path=customXml/itemProps2.xml><?xml version="1.0" encoding="utf-8"?>
+<ds:datastoreItem xmlns:ds="http://schemas.openxmlformats.org/officeDocument/2006/customXml" ds:itemID="{12EF3859-BCA7-4C2C-A1C3-140837AF1ACE}">
   <ds:schemaRefs>
-    <ds:schemaRef ds:uri="http://schemas.openxmlformats.org/officeDocument/2006/bibliography"/>
+    <ds:schemaRef ds:uri="http://schemas.microsoft.com/sharepoint/v3/contenttype/forms"/>
   </ds:schemaRefs>
 </ds:datastoreItem>
 </file>
 
-<file path=customXml/itemProps4.xml><?xml version="1.0" encoding="utf-8"?>
+<file path=customXml/itemProps3.xml><?xml version="1.0" encoding="utf-8"?>
 <ds:datastoreItem xmlns:ds="http://schemas.openxmlformats.org/officeDocument/2006/customXml" ds:itemID="{C54CE124-BEAB-413B-B7F1-6BC3028FC431}">
   <ds:schemaRefs>
     <ds:schemaRef ds:uri="http://schemas.microsoft.com/office/2006/metadata/contentType"/>
@@ -6905,4 +6527,12 @@
     <ds:schemaRef ds:uri="http://schemas.microsoft.com/internal/obd"/>
   </ds:schemaRefs>
 </ds:datastoreItem>
+</file>
+
+<file path=customXml/itemProps4.xml><?xml version="1.0" encoding="utf-8"?>
+<ds:datastoreItem xmlns:ds="http://schemas.openxmlformats.org/officeDocument/2006/customXml" ds:itemID="{FB0B0E64-0139-4C97-9DE1-AB323D738EA3}">
+  <ds:schemaRefs>
+    <ds:schemaRef ds:uri="http://schemas.openxmlformats.org/officeDocument/2006/bibliography"/>
+  </ds:schemaRefs>
+</ds:datastoreItem>
 </file>
--- a/Word/Switchable MIMO Antenna Manuscript 4th Edit.docx
+++ b/Word/Switchable MIMO Antenna Manuscript 4th Edit.docx
@@ -77,8 +77,13 @@
         </w:rPr>
         <w:t xml:space="preserve"> </w:t>
       </w:r>
-      <w:r>
-        <w:t>Subhrajit Nandy</w:t>
+      <w:proofErr w:type="spellStart"/>
+      <w:r>
+        <w:t>Subhrajit</w:t>
+      </w:r>
+      <w:proofErr w:type="spellEnd"/>
+      <w:r>
+        <w:t xml:space="preserve"> Nandy</w:t>
       </w:r>
       <w:r>
         <w:rPr>
@@ -326,7 +331,21 @@
         <w:rPr>
           <w:lang w:val="en-IN"/>
         </w:rPr>
-        <w:t>To introduce switchable frequency characteristics, a T-shaped stub is connected to cadmium sulphide (CdS)-based photoconductive semiconductor switch. Under optical stimulation from a light-emitting diode (LED), the antenna's operating characteristics undergo a distinct transformation: in the switch-off (</w:t>
+        <w:t>To introduce switchable frequency characteristics, a T-shaped stub is connected to cadmium sulphide (</w:t>
+      </w:r>
+      <w:proofErr w:type="spellStart"/>
+      <w:r>
+        <w:rPr>
+          <w:lang w:val="en-IN"/>
+        </w:rPr>
+        <w:t>CdS</w:t>
+      </w:r>
+      <w:proofErr w:type="spellEnd"/>
+      <w:r>
+        <w:rPr>
+          <w:lang w:val="en-IN"/>
+        </w:rPr>
+        <w:t>)-based photoconductive semiconductor switch. Under optical stimulation from a light-emitting diode (LED), the antenna's operating characteristics undergo a distinct transformation: in the switch-off (</w:t>
       </w:r>
       <w:r>
         <w:rPr>
@@ -731,7 +750,21 @@
         <w:rPr>
           <w:rFonts w:cs="Times"/>
         </w:rPr>
-        <w:t>Quad Port Multipolarized Reconfigurable MIMO Antenna</w:t>
+        <w:t xml:space="preserve">Quad Port </w:t>
+      </w:r>
+      <w:proofErr w:type="spellStart"/>
+      <w:r>
+        <w:rPr>
+          <w:rFonts w:cs="Times"/>
+        </w:rPr>
+        <w:t>Multipolarized</w:t>
+      </w:r>
+      <w:proofErr w:type="spellEnd"/>
+      <w:r>
+        <w:rPr>
+          <w:rFonts w:cs="Times"/>
+        </w:rPr>
+        <w:t xml:space="preserve"> Reconfigurable MIMO Antenna</w:t>
       </w:r>
       <w:r>
         <w:rPr>
@@ -1074,7 +1107,21 @@
         <w:rPr>
           <w:rFonts w:cs="Times"/>
         </w:rPr>
-        <w:t>7.3 dBi [2].</w:t>
+        <w:t xml:space="preserve">7.3 </w:t>
+      </w:r>
+      <w:proofErr w:type="spellStart"/>
+      <w:r>
+        <w:rPr>
+          <w:rFonts w:cs="Times"/>
+        </w:rPr>
+        <w:t>dBi</w:t>
+      </w:r>
+      <w:proofErr w:type="spellEnd"/>
+      <w:r>
+        <w:rPr>
+          <w:rFonts w:cs="Times"/>
+        </w:rPr>
+        <w:t xml:space="preserve"> [2].</w:t>
       </w:r>
       <w:r>
         <w:rPr>
@@ -1213,7 +1260,35 @@
         <w:rPr>
           <w:rFonts w:cs="Times"/>
         </w:rPr>
-        <w:t>. It operates in 5.2 GHz or 3.5 GHz, demonstrating good impedance matching at both operating frequencies and isolation levels at 25 dB and 21 dB, ECC &lt; 0.0001, DG around 10 dB for both frequencies, peak realized gains of 3.5 dBi (at 3.5 GHz) and 4.8 dBi (at 5.2 GHz) [5].</w:t>
+        <w:t xml:space="preserve">. It operates in 5.2 GHz or 3.5 GHz, demonstrating good impedance matching at both operating frequencies and isolation levels at 25 dB and 21 dB, ECC &lt; 0.0001, DG around 10 dB for both frequencies, peak realized gains of 3.5 </w:t>
+      </w:r>
+      <w:proofErr w:type="spellStart"/>
+      <w:r>
+        <w:rPr>
+          <w:rFonts w:cs="Times"/>
+        </w:rPr>
+        <w:t>dBi</w:t>
+      </w:r>
+      <w:proofErr w:type="spellEnd"/>
+      <w:r>
+        <w:rPr>
+          <w:rFonts w:cs="Times"/>
+        </w:rPr>
+        <w:t xml:space="preserve"> (at 3.5 GHz) and 4.8 </w:t>
+      </w:r>
+      <w:proofErr w:type="spellStart"/>
+      <w:r>
+        <w:rPr>
+          <w:rFonts w:cs="Times"/>
+        </w:rPr>
+        <w:t>dBi</w:t>
+      </w:r>
+      <w:proofErr w:type="spellEnd"/>
+      <w:r>
+        <w:rPr>
+          <w:rFonts w:cs="Times"/>
+        </w:rPr>
+        <w:t xml:space="preserve"> (at 5.2 GHz) [5].</w:t>
       </w:r>
       <w:r>
         <w:rPr>
@@ -1857,7 +1932,35 @@
         <w:rPr>
           <w:b w:val="0"/>
         </w:rPr>
-        <w:t xml:space="preserve">switch made of cadmium sulphide (CdS) has been placed by cutting a portion from the </w:t>
+        <w:t xml:space="preserve">switch made of cadmium </w:t>
+      </w:r>
+      <w:proofErr w:type="spellStart"/>
+      <w:r>
+        <w:rPr>
+          <w:b w:val="0"/>
+        </w:rPr>
+        <w:t>sulphide</w:t>
+      </w:r>
+      <w:proofErr w:type="spellEnd"/>
+      <w:r>
+        <w:rPr>
+          <w:b w:val="0"/>
+        </w:rPr>
+        <w:t xml:space="preserve"> (</w:t>
+      </w:r>
+      <w:proofErr w:type="spellStart"/>
+      <w:r>
+        <w:rPr>
+          <w:b w:val="0"/>
+        </w:rPr>
+        <w:t>CdS</w:t>
+      </w:r>
+      <w:proofErr w:type="spellEnd"/>
+      <w:r>
+        <w:rPr>
+          <w:b w:val="0"/>
+        </w:rPr>
+        <w:t xml:space="preserve">) has been placed by cutting a portion from the </w:t>
       </w:r>
       <w:r>
         <w:rPr>
@@ -2382,10 +2485,7 @@
         <w:t xml:space="preserve">of the antenna element </w:t>
       </w:r>
       <w:r>
-        <w:t>in switched on (illuminated) state and switched off (non-illuminated) state</w:t>
-      </w:r>
-      <w:r>
-        <w:t xml:space="preserve"> and </w:t>
+        <w:t xml:space="preserve">in switched on (illuminated) state and switched off (non-illuminated) state and </w:t>
       </w:r>
       <w:r>
         <w:t xml:space="preserve">the performance </w:t>
@@ -2466,8 +2566,13 @@
         <w:t xml:space="preserve"> </w:t>
       </w:r>
       <w:r>
-        <w:t>&lt; 10 dB.</w:t>
-      </w:r>
+        <w:t xml:space="preserve">&lt; 10 </w:t>
+      </w:r>
+      <w:proofErr w:type="spellStart"/>
+      <w:r>
+        <w:t>dB.</w:t>
+      </w:r>
+      <w:proofErr w:type="spellEnd"/>
     </w:p>
     <w:p/>
     <w:p>
@@ -3103,7 +3208,11 @@
         <w:t>calculation of</w:t>
       </w:r>
       <w:r>
-        <w:t xml:space="preserve"> the ECC value of an antenna. Where ECC</w:t>
+        <w:t xml:space="preserve"> the ECC value of an antenna. Where </w:t>
+      </w:r>
+      <w:proofErr w:type="spellStart"/>
+      <w:r>
+        <w:t>ECC</w:t>
       </w:r>
       <w:r>
         <w:rPr>
@@ -3111,8 +3220,13 @@
         </w:rPr>
         <w:t>ij</w:t>
       </w:r>
-      <w:r>
-        <w:t xml:space="preserve"> is the ECC of the i</w:t>
+      <w:proofErr w:type="spellEnd"/>
+      <w:r>
+        <w:t xml:space="preserve"> is the ECC of the </w:t>
+      </w:r>
+      <w:proofErr w:type="spellStart"/>
+      <w:r>
+        <w:t>i</w:t>
       </w:r>
       <w:r>
         <w:rPr>
@@ -3120,8 +3234,13 @@
         </w:rPr>
         <w:t>th</w:t>
       </w:r>
-      <w:r>
-        <w:t>, j</w:t>
+      <w:proofErr w:type="spellEnd"/>
+      <w:r>
+        <w:t xml:space="preserve">, </w:t>
+      </w:r>
+      <w:proofErr w:type="spellStart"/>
+      <w:r>
+        <w:t>j</w:t>
       </w:r>
       <w:r>
         <w:rPr>
@@ -3129,6 +3248,7 @@
         </w:rPr>
         <w:t>th</w:t>
       </w:r>
+      <w:proofErr w:type="spellEnd"/>
       <w:r>
         <w:t xml:space="preserve"> antenna elements. ECC of the</w:t>
       </w:r>
@@ -3897,7 +4017,15 @@
         <w:t>, helps to get wide IBW and high inter-element isolation.</w:t>
       </w:r>
       <w:r>
-        <w:t xml:space="preserve"> It adds an CdS switch to reconfigure the design into ON/OFF state.</w:t>
+        <w:t xml:space="preserve"> It adds an </w:t>
+      </w:r>
+      <w:proofErr w:type="spellStart"/>
+      <w:r>
+        <w:t>CdS</w:t>
+      </w:r>
+      <w:proofErr w:type="spellEnd"/>
+      <w:r>
+        <w:t xml:space="preserve"> switch to reconfigure the design into ON/OFF state.</w:t>
       </w:r>
       <w:r>
         <w:t xml:space="preserve"> </w:t>
@@ -3982,13 +4110,41 @@
           <w:szCs w:val="24"/>
         </w:rPr>
       </w:pPr>
+      <w:proofErr w:type="spellStart"/>
       <w:r>
         <w:rPr>
           <w:rFonts w:ascii="Times" w:hAnsi="Times" w:cs="Times"/>
           <w:sz w:val="18"/>
           <w:szCs w:val="24"/>
         </w:rPr>
-        <w:t xml:space="preserve">Thangarasu, Deepa, Palaniswamy, Sandeep Kumar, Thipparaju, Rama Rao, </w:t>
+        <w:t>Thangarasu</w:t>
+      </w:r>
+      <w:proofErr w:type="spellEnd"/>
+      <w:r>
+        <w:rPr>
+          <w:rFonts w:ascii="Times" w:hAnsi="Times" w:cs="Times"/>
+          <w:sz w:val="18"/>
+          <w:szCs w:val="24"/>
+        </w:rPr>
+        <w:t xml:space="preserve">, Deepa, Palaniswamy, Sandeep Kumar, </w:t>
+      </w:r>
+      <w:proofErr w:type="spellStart"/>
+      <w:r>
+        <w:rPr>
+          <w:rFonts w:ascii="Times" w:hAnsi="Times" w:cs="Times"/>
+          <w:sz w:val="18"/>
+          <w:szCs w:val="24"/>
+        </w:rPr>
+        <w:t>Thipparaju</w:t>
+      </w:r>
+      <w:proofErr w:type="spellEnd"/>
+      <w:r>
+        <w:rPr>
+          <w:rFonts w:ascii="Times" w:hAnsi="Times" w:cs="Times"/>
+          <w:sz w:val="18"/>
+          <w:szCs w:val="24"/>
+        </w:rPr>
+        <w:t xml:space="preserve">, Rama Rao, </w:t>
       </w:r>
       <w:r>
         <w:rPr>
@@ -3998,7 +4154,29 @@
           <w:sz w:val="18"/>
           <w:szCs w:val="24"/>
         </w:rPr>
-        <w:t>Quad Port Multipolarized Reconfigurable MIMO Antenna for Sub 6 GHz Applications</w:t>
+        <w:t xml:space="preserve">Quad Port </w:t>
+      </w:r>
+      <w:proofErr w:type="spellStart"/>
+      <w:r>
+        <w:rPr>
+          <w:rFonts w:ascii="Times" w:hAnsi="Times" w:cs="Times"/>
+          <w:i/>
+          <w:iCs/>
+          <w:sz w:val="18"/>
+          <w:szCs w:val="24"/>
+        </w:rPr>
+        <w:t>Multipolarized</w:t>
+      </w:r>
+      <w:proofErr w:type="spellEnd"/>
+      <w:r>
+        <w:rPr>
+          <w:rFonts w:ascii="Times" w:hAnsi="Times" w:cs="Times"/>
+          <w:i/>
+          <w:iCs/>
+          <w:sz w:val="18"/>
+          <w:szCs w:val="24"/>
+        </w:rPr>
+        <w:t xml:space="preserve"> Reconfigurable MIMO Antenna for Sub 6 GHz Applications</w:t>
       </w:r>
       <w:r>
         <w:rPr>
@@ -4057,7 +4235,25 @@
           <w:sz w:val="18"/>
           <w:szCs w:val="24"/>
         </w:rPr>
-        <w:t xml:space="preserve">Al-Attar, S., Alibakhshikenari, M., Qasaymeh, Y.M. et al. A reconfigurable MTM-EMBG MIMO antenna array with solar panel integration for sustainable 5G networks. Sci Rep 16, 22140 (2026). </w:t>
+        <w:t xml:space="preserve">Al-Attar, S., </w:t>
+      </w:r>
+      <w:proofErr w:type="spellStart"/>
+      <w:r>
+        <w:rPr>
+          <w:rFonts w:ascii="Times" w:hAnsi="Times" w:cs="Times"/>
+          <w:sz w:val="18"/>
+          <w:szCs w:val="24"/>
+        </w:rPr>
+        <w:t>Alibakhshikenari</w:t>
+      </w:r>
+      <w:proofErr w:type="spellEnd"/>
+      <w:r>
+        <w:rPr>
+          <w:rFonts w:ascii="Times" w:hAnsi="Times" w:cs="Times"/>
+          <w:sz w:val="18"/>
+          <w:szCs w:val="24"/>
+        </w:rPr>
+        <w:t xml:space="preserve">, M., Qasaymeh, Y.M. et al. A reconfigurable MTM-EMBG MIMO antenna array with solar panel integration for sustainable 5G networks. Sci Rep 16, 22140 (2026). </w:t>
       </w:r>
       <w:r>
         <w:rPr>
@@ -4099,7 +4295,27 @@
           <w:szCs w:val="24"/>
           <w:lang w:val="en-US"/>
         </w:rPr>
-        <w:t xml:space="preserve">F. M. Alnahwi, K. M. Abdulhasan, and N. E. Islam, "An ultrawideband to dual-band switchable antenna design for wireless communication applications," </w:t>
+        <w:t xml:space="preserve">F. M. </w:t>
+      </w:r>
+      <w:proofErr w:type="spellStart"/>
+      <w:r>
+        <w:rPr>
+          <w:rFonts w:ascii="Times" w:hAnsi="Times" w:cs="Times"/>
+          <w:sz w:val="18"/>
+          <w:szCs w:val="24"/>
+          <w:lang w:val="en-US"/>
+        </w:rPr>
+        <w:t>Alnahwi</w:t>
+      </w:r>
+      <w:proofErr w:type="spellEnd"/>
+      <w:r>
+        <w:rPr>
+          <w:rFonts w:ascii="Times" w:hAnsi="Times" w:cs="Times"/>
+          <w:sz w:val="18"/>
+          <w:szCs w:val="24"/>
+          <w:lang w:val="en-US"/>
+        </w:rPr>
+        <w:t xml:space="preserve">, K. M. Abdulhasan, and N. E. Islam, "An ultrawideband to dual-band switchable antenna design for wireless communication applications," </w:t>
       </w:r>
       <w:r>
         <w:rPr>
@@ -4119,7 +4335,27 @@
           <w:szCs w:val="24"/>
           <w:lang w:val="en-US"/>
         </w:rPr>
-        <w:t>, vol. 14, pp. 1685–1688, 2015, doi: 10.1109/LAWP.2015.2418679.</w:t>
+        <w:t xml:space="preserve">, vol. 14, pp. 1685–1688, 2015, </w:t>
+      </w:r>
+      <w:proofErr w:type="spellStart"/>
+      <w:r>
+        <w:rPr>
+          <w:rFonts w:ascii="Times" w:hAnsi="Times" w:cs="Times"/>
+          <w:sz w:val="18"/>
+          <w:szCs w:val="24"/>
+          <w:lang w:val="en-US"/>
+        </w:rPr>
+        <w:t>doi</w:t>
+      </w:r>
+      <w:proofErr w:type="spellEnd"/>
+      <w:r>
+        <w:rPr>
+          <w:rFonts w:ascii="Times" w:hAnsi="Times" w:cs="Times"/>
+          <w:sz w:val="18"/>
+          <w:szCs w:val="24"/>
+          <w:lang w:val="en-US"/>
+        </w:rPr>
+        <w:t>: 10.1109/LAWP.2015.2418679.</w:t>
       </w:r>
     </w:p>
     <w:p>
@@ -4150,7 +4386,43 @@
           <w:sz w:val="18"/>
           <w:szCs w:val="24"/>
         </w:rPr>
-        <w:t>D. Piazza, N. J. Kirsch, A. Forenza, R. W. Heath and K. R. Dandekar, "Design and Evaluation of a Reconfigurable Antenna Array for MIMO Systems," in IEEE Transactions on Antennas and Propagation, vol. 56, no. 3, pp. 869-881, March 2008, doi: 10.1109/TAP.2008.916908.</w:t>
+        <w:t xml:space="preserve">D. Piazza, N. J. Kirsch, A. </w:t>
+      </w:r>
+      <w:proofErr w:type="spellStart"/>
+      <w:r>
+        <w:rPr>
+          <w:rFonts w:ascii="Times" w:hAnsi="Times" w:cs="Times"/>
+          <w:sz w:val="18"/>
+          <w:szCs w:val="24"/>
+        </w:rPr>
+        <w:t>Forenza</w:t>
+      </w:r>
+      <w:proofErr w:type="spellEnd"/>
+      <w:r>
+        <w:rPr>
+          <w:rFonts w:ascii="Times" w:hAnsi="Times" w:cs="Times"/>
+          <w:sz w:val="18"/>
+          <w:szCs w:val="24"/>
+        </w:rPr>
+        <w:t xml:space="preserve">, R. W. Heath and K. R. Dandekar, "Design and Evaluation of a Reconfigurable Antenna Array for MIMO Systems," in IEEE Transactions on Antennas and Propagation, vol. 56, no. 3, pp. 869-881, March 2008, </w:t>
+      </w:r>
+      <w:proofErr w:type="spellStart"/>
+      <w:r>
+        <w:rPr>
+          <w:rFonts w:ascii="Times" w:hAnsi="Times" w:cs="Times"/>
+          <w:sz w:val="18"/>
+          <w:szCs w:val="24"/>
+        </w:rPr>
+        <w:t>doi</w:t>
+      </w:r>
+      <w:proofErr w:type="spellEnd"/>
+      <w:r>
+        <w:rPr>
+          <w:rFonts w:ascii="Times" w:hAnsi="Times" w:cs="Times"/>
+          <w:sz w:val="18"/>
+          <w:szCs w:val="24"/>
+        </w:rPr>
+        <w:t>: 10.1109/TAP.2008.916908.</w:t>
       </w:r>
     </w:p>
     <w:p>
@@ -4181,7 +4453,43 @@
           <w:sz w:val="18"/>
           <w:szCs w:val="24"/>
         </w:rPr>
-        <w:t>W. F. A. Mshwat et al., "Compact Reconfigurable MIMO Antenna for 5G and Wi-Fi Applications," in IEEE Access, vol. 12, pp. 110283-110298, 2024, doi: 10.1109/ACCESS.2024.3440653.</w:t>
+        <w:t xml:space="preserve">W. F. A. </w:t>
+      </w:r>
+      <w:proofErr w:type="spellStart"/>
+      <w:r>
+        <w:rPr>
+          <w:rFonts w:ascii="Times" w:hAnsi="Times" w:cs="Times"/>
+          <w:sz w:val="18"/>
+          <w:szCs w:val="24"/>
+        </w:rPr>
+        <w:t>Mshwat</w:t>
+      </w:r>
+      <w:proofErr w:type="spellEnd"/>
+      <w:r>
+        <w:rPr>
+          <w:rFonts w:ascii="Times" w:hAnsi="Times" w:cs="Times"/>
+          <w:sz w:val="18"/>
+          <w:szCs w:val="24"/>
+        </w:rPr>
+        <w:t xml:space="preserve"> et al., "Compact Reconfigurable MIMO Antenna for 5G and Wi-Fi Applications," in IEEE Access, vol. 12, pp. 110283-110298, 2024, </w:t>
+      </w:r>
+      <w:proofErr w:type="spellStart"/>
+      <w:r>
+        <w:rPr>
+          <w:rFonts w:ascii="Times" w:hAnsi="Times" w:cs="Times"/>
+          <w:sz w:val="18"/>
+          <w:szCs w:val="24"/>
+        </w:rPr>
+        <w:t>doi</w:t>
+      </w:r>
+      <w:proofErr w:type="spellEnd"/>
+      <w:r>
+        <w:rPr>
+          <w:rFonts w:ascii="Times" w:hAnsi="Times" w:cs="Times"/>
+          <w:sz w:val="18"/>
+          <w:szCs w:val="24"/>
+        </w:rPr>
+        <w:t>: 10.1109/ACCESS.2024.3440653.</w:t>
       </w:r>
     </w:p>
     <w:p>
@@ -4214,7 +4522,25 @@
           <w:sz w:val="18"/>
           <w:szCs w:val="24"/>
         </w:rPr>
-        <w:t>K. Li and Y. Shi, "A Pattern Reconfigurable MIMO Antenna Design Using Characteristic Modes," in IEEE Access, vol. 6, pp. 43526-43534, 2018, doi: 10.1109/ACCESS.2018.2863250.</w:t>
+        <w:t xml:space="preserve">K. Li and Y. Shi, "A Pattern Reconfigurable MIMO Antenna Design Using Characteristic Modes," in IEEE Access, vol. 6, pp. 43526-43534, 2018, </w:t>
+      </w:r>
+      <w:proofErr w:type="spellStart"/>
+      <w:r>
+        <w:rPr>
+          <w:rFonts w:ascii="Times" w:hAnsi="Times" w:cs="Times"/>
+          <w:sz w:val="18"/>
+          <w:szCs w:val="24"/>
+        </w:rPr>
+        <w:t>doi</w:t>
+      </w:r>
+      <w:proofErr w:type="spellEnd"/>
+      <w:r>
+        <w:rPr>
+          <w:rFonts w:ascii="Times" w:hAnsi="Times" w:cs="Times"/>
+          <w:sz w:val="18"/>
+          <w:szCs w:val="24"/>
+        </w:rPr>
+        <w:t>: 10.1109/ACCESS.2018.2863250.</w:t>
       </w:r>
     </w:p>
     <w:p>
@@ -4247,7 +4573,43 @@
           <w:sz w:val="18"/>
           <w:szCs w:val="24"/>
         </w:rPr>
-        <w:t>J. He, K. Yu, Y. Shi, Y. Zhou, W. Chen and K. B. Letaief, "Reconfigurable Intelligent Surface Assisted Massive MIMO With Antenna Selection," in IEEE Transactions on Wireless Communications, vol. 21, no. 7, pp. 4769-4783, July 2022, doi: 10.1109/TWC.2021.3133272.</w:t>
+        <w:t xml:space="preserve">J. He, K. Yu, Y. Shi, Y. Zhou, W. Chen and K. B. </w:t>
+      </w:r>
+      <w:proofErr w:type="spellStart"/>
+      <w:r>
+        <w:rPr>
+          <w:rFonts w:ascii="Times" w:hAnsi="Times" w:cs="Times"/>
+          <w:sz w:val="18"/>
+          <w:szCs w:val="24"/>
+        </w:rPr>
+        <w:t>Letaief</w:t>
+      </w:r>
+      <w:proofErr w:type="spellEnd"/>
+      <w:r>
+        <w:rPr>
+          <w:rFonts w:ascii="Times" w:hAnsi="Times" w:cs="Times"/>
+          <w:sz w:val="18"/>
+          <w:szCs w:val="24"/>
+        </w:rPr>
+        <w:t xml:space="preserve">, "Reconfigurable Intelligent Surface Assisted Massive MIMO With Antenna Selection," in IEEE Transactions on Wireless Communications, vol. 21, no. 7, pp. 4769-4783, July 2022, </w:t>
+      </w:r>
+      <w:proofErr w:type="spellStart"/>
+      <w:r>
+        <w:rPr>
+          <w:rFonts w:ascii="Times" w:hAnsi="Times" w:cs="Times"/>
+          <w:sz w:val="18"/>
+          <w:szCs w:val="24"/>
+        </w:rPr>
+        <w:t>doi</w:t>
+      </w:r>
+      <w:proofErr w:type="spellEnd"/>
+      <w:r>
+        <w:rPr>
+          <w:rFonts w:ascii="Times" w:hAnsi="Times" w:cs="Times"/>
+          <w:sz w:val="18"/>
+          <w:szCs w:val="24"/>
+        </w:rPr>
+        <w:t>: 10.1109/TWC.2021.3133272.</w:t>
       </w:r>
     </w:p>
     <w:sectPr>
@@ -6315,6 +6677,15 @@
 </file>
 
 <file path=customXml/item1.xml><?xml version="1.0" encoding="utf-8"?>
+<?mso-contentType ?>
+<FormTemplates xmlns="http://schemas.microsoft.com/sharepoint/v3/contenttype/forms">
+  <Display>DocumentLibraryForm</Display>
+  <Edit>DocumentLibraryForm</Edit>
+  <New>DocumentLibraryForm</New>
+</FormTemplates>
+</file>
+
+<file path=customXml/item2.xml><?xml version="1.0" encoding="utf-8"?>
 <p:properties xmlns:p="http://schemas.microsoft.com/office/2006/metadata/properties" xmlns:xsi="http://www.w3.org/2001/XMLSchema-instance">
   <documentManagement>
     <PublishingExpirationDate xmlns="http://schemas.microsoft.com/sharepoint/v3" xsi:nil="true"/>
@@ -6323,16 +6694,11 @@
 </p:properties>
 </file>
 
-<file path=customXml/item2.xml><?xml version="1.0" encoding="utf-8"?>
-<?mso-contentType ?>
-<FormTemplates xmlns="http://schemas.microsoft.com/sharepoint/v3/contenttype/forms">
-  <Display>DocumentLibraryForm</Display>
-  <Edit>DocumentLibraryForm</Edit>
-  <New>DocumentLibraryForm</New>
-</FormTemplates>
+<file path=customXml/item3.xml><?xml version="1.0" encoding="utf-8"?>
+<b:Sources xmlns:b="http://schemas.openxmlformats.org/officeDocument/2006/bibliography" xmlns="http://schemas.openxmlformats.org/officeDocument/2006/bibliography" SelectedStyle="\APASixthEditionOfficeOnline.xsl" StyleName="APA" Version="6"/>
 </file>
 
-<file path=customXml/item3.xml><?xml version="1.0" encoding="utf-8"?>
+<file path=customXml/item4.xml><?xml version="1.0" encoding="utf-8"?>
 <ct:contentTypeSchema xmlns:ct="http://schemas.microsoft.com/office/2006/metadata/contentType" xmlns:ma="http://schemas.microsoft.com/office/2006/metadata/properties/metaAttributes" ct:_="" ma:_="" ma:contentTypeName="Document" ma:contentTypeID="0x010100BD8A7C60B0853440A30490D3E4FA50DD" ma:contentTypeVersion="2" ma:contentTypeDescription="Create a new document." ma:contentTypeScope="" ma:versionID="ab7955384a3b7491c72b82d5e1b806c6">
   <xsd:schema xmlns:xsd="http://www.w3.org/2001/XMLSchema" xmlns:xs="http://www.w3.org/2001/XMLSchema" xmlns:p="http://schemas.microsoft.com/office/2006/metadata/properties" xmlns:ns1="http://schemas.microsoft.com/sharepoint/v3" xmlns:ns2="05b8b9e2-f6c1-4215-91c3-b88e37d04829" targetNamespace="http://schemas.microsoft.com/office/2006/metadata/properties" ma:root="true" ma:fieldsID="233324f69553bf1c89f5d12d2abd2c0d" ns1:_="" ns2:_="">
     <xsd:import namespace="http://schemas.microsoft.com/sharepoint/v3"/>
@@ -6489,11 +6855,15 @@
 </ct:contentTypeSchema>
 </file>
 
-<file path=customXml/item4.xml><?xml version="1.0" encoding="utf-8"?>
-<b:Sources xmlns:b="http://schemas.openxmlformats.org/officeDocument/2006/bibliography" xmlns="http://schemas.openxmlformats.org/officeDocument/2006/bibliography" SelectedStyle="\APASixthEditionOfficeOnline.xsl" StyleName="APA" Version="6"/>
+<file path=customXml/itemProps1.xml><?xml version="1.0" encoding="utf-8"?>
+<ds:datastoreItem xmlns:ds="http://schemas.openxmlformats.org/officeDocument/2006/customXml" ds:itemID="{12EF3859-BCA7-4C2C-A1C3-140837AF1ACE}">
+  <ds:schemaRefs>
+    <ds:schemaRef ds:uri="http://schemas.microsoft.com/sharepoint/v3/contenttype/forms"/>
+  </ds:schemaRefs>
+</ds:datastoreItem>
 </file>
 
-<file path=customXml/itemProps1.xml><?xml version="1.0" encoding="utf-8"?>
+<file path=customXml/itemProps2.xml><?xml version="1.0" encoding="utf-8"?>
 <ds:datastoreItem xmlns:ds="http://schemas.openxmlformats.org/officeDocument/2006/customXml" ds:itemID="{43F8FE86-05AD-41A3-BE3A-5F6A71AF3BFD}">
   <ds:schemaRefs>
     <ds:schemaRef ds:uri="http://schemas.microsoft.com/office/2006/metadata/properties"/>
@@ -6502,15 +6872,15 @@
 </ds:datastoreItem>
 </file>
 
-<file path=customXml/itemProps2.xml><?xml version="1.0" encoding="utf-8"?>
-<ds:datastoreItem xmlns:ds="http://schemas.openxmlformats.org/officeDocument/2006/customXml" ds:itemID="{12EF3859-BCA7-4C2C-A1C3-140837AF1ACE}">
+<file path=customXml/itemProps3.xml><?xml version="1.0" encoding="utf-8"?>
+<ds:datastoreItem xmlns:ds="http://schemas.openxmlformats.org/officeDocument/2006/customXml" ds:itemID="{FB0B0E64-0139-4C97-9DE1-AB323D738EA3}">
   <ds:schemaRefs>
-    <ds:schemaRef ds:uri="http://schemas.microsoft.com/sharepoint/v3/contenttype/forms"/>
+    <ds:schemaRef ds:uri="http://schemas.openxmlformats.org/officeDocument/2006/bibliography"/>
   </ds:schemaRefs>
 </ds:datastoreItem>
 </file>
 
-<file path=customXml/itemProps3.xml><?xml version="1.0" encoding="utf-8"?>
+<file path=customXml/itemProps4.xml><?xml version="1.0" encoding="utf-8"?>
 <ds:datastoreItem xmlns:ds="http://schemas.openxmlformats.org/officeDocument/2006/customXml" ds:itemID="{C54CE124-BEAB-413B-B7F1-6BC3028FC431}">
   <ds:schemaRefs>
     <ds:schemaRef ds:uri="http://schemas.microsoft.com/office/2006/metadata/contentType"/>
@@ -6527,12 +6897,4 @@
     <ds:schemaRef ds:uri="http://schemas.microsoft.com/internal/obd"/>
   </ds:schemaRefs>
 </ds:datastoreItem>
-</file>
-
-<file path=customXml/itemProps4.xml><?xml version="1.0" encoding="utf-8"?>
-<ds:datastoreItem xmlns:ds="http://schemas.openxmlformats.org/officeDocument/2006/customXml" ds:itemID="{FB0B0E64-0139-4C97-9DE1-AB323D738EA3}">
-  <ds:schemaRefs>
-    <ds:schemaRef ds:uri="http://schemas.openxmlformats.org/officeDocument/2006/bibliography"/>
-  </ds:schemaRefs>
-</ds:datastoreItem>
 </file>
--- a/Word/Switchable MIMO Antenna Manuscript 4th Edit.docx
+++ b/Word/Switchable MIMO Antenna Manuscript 4th Edit.docx
@@ -2245,15 +2245,15 @@
           <w:noProof/>
         </w:rPr>
         <w:drawing>
-          <wp:anchor distT="0" distB="0" distL="0" distR="0" simplePos="0" relativeHeight="251713536" behindDoc="0" locked="0" layoutInCell="1" allowOverlap="1" wp14:anchorId="69F3565A" wp14:editId="60F82736">
+          <wp:anchor distT="0" distB="0" distL="0" distR="0" simplePos="0" relativeHeight="251713536" behindDoc="0" locked="0" layoutInCell="1" allowOverlap="1" wp14:anchorId="69F3565A" wp14:editId="7FF41ECB">
             <wp:simplePos x="0" y="0"/>
             <wp:positionH relativeFrom="page">
-              <wp:posOffset>2313016</wp:posOffset>
+              <wp:posOffset>2341469</wp:posOffset>
             </wp:positionH>
             <wp:positionV relativeFrom="paragraph">
-              <wp:posOffset>297180</wp:posOffset>
+              <wp:posOffset>295003</wp:posOffset>
             </wp:positionV>
-            <wp:extent cx="2846705" cy="1606550"/>
+            <wp:extent cx="2790195" cy="1606550"/>
             <wp:effectExtent l="0" t="0" r="0" b="0"/>
             <wp:wrapTopAndBottom/>
             <wp:docPr id="895566075" name="Image 3"/>
@@ -2264,7 +2264,7 @@
               <a:graphicData uri="http://schemas.openxmlformats.org/drawingml/2006/picture">
                 <pic:pic xmlns:pic="http://schemas.openxmlformats.org/drawingml/2006/picture">
                   <pic:nvPicPr>
-                    <pic:cNvPr id="3" name="Image 3"/>
+                    <pic:cNvPr id="895566075" name="Image 3"/>
                     <pic:cNvPicPr/>
                   </pic:nvPicPr>
                   <pic:blipFill>
@@ -2282,7 +2282,7 @@
                   <pic:spPr>
                     <a:xfrm>
                       <a:off x="0" y="0"/>
-                      <a:ext cx="2846705" cy="1606550"/>
+                      <a:ext cx="2790195" cy="1606550"/>
                     </a:xfrm>
                     <a:prstGeom prst="rect">
                       <a:avLst/>
@@ -6677,6 +6677,15 @@
 </file>
 
 <file path=customXml/item1.xml><?xml version="1.0" encoding="utf-8"?>
+<p:properties xmlns:p="http://schemas.microsoft.com/office/2006/metadata/properties" xmlns:xsi="http://www.w3.org/2001/XMLSchema-instance">
+  <documentManagement>
+    <PublishingExpirationDate xmlns="http://schemas.microsoft.com/sharepoint/v3" xsi:nil="true"/>
+    <PublishingStartDate xmlns="http://schemas.microsoft.com/sharepoint/v3" xsi:nil="true"/>
+  </documentManagement>
+</p:properties>
+</file>
+
+<file path=customXml/item2.xml><?xml version="1.0" encoding="utf-8"?>
 <?mso-contentType ?>
 <FormTemplates xmlns="http://schemas.microsoft.com/sharepoint/v3/contenttype/forms">
   <Display>DocumentLibraryForm</Display>
@@ -6685,20 +6694,7 @@
 </FormTemplates>
 </file>
 
-<file path=customXml/item2.xml><?xml version="1.0" encoding="utf-8"?>
-<p:properties xmlns:p="http://schemas.microsoft.com/office/2006/metadata/properties" xmlns:xsi="http://www.w3.org/2001/XMLSchema-instance">
-  <documentManagement>
-    <PublishingExpirationDate xmlns="http://schemas.microsoft.com/sharepoint/v3" xsi:nil="true"/>
-    <PublishingStartDate xmlns="http://schemas.microsoft.com/sharepoint/v3" xsi:nil="true"/>
-  </documentManagement>
-</p:properties>
-</file>
-
 <file path=customXml/item3.xml><?xml version="1.0" encoding="utf-8"?>
-<b:Sources xmlns:b="http://schemas.openxmlformats.org/officeDocument/2006/bibliography" xmlns="http://schemas.openxmlformats.org/officeDocument/2006/bibliography" SelectedStyle="\APASixthEditionOfficeOnline.xsl" StyleName="APA" Version="6"/>
-</file>
-
-<file path=customXml/item4.xml><?xml version="1.0" encoding="utf-8"?>
 <ct:contentTypeSchema xmlns:ct="http://schemas.microsoft.com/office/2006/metadata/contentType" xmlns:ma="http://schemas.microsoft.com/office/2006/metadata/properties/metaAttributes" ct:_="" ma:_="" ma:contentTypeName="Document" ma:contentTypeID="0x010100BD8A7C60B0853440A30490D3E4FA50DD" ma:contentTypeVersion="2" ma:contentTypeDescription="Create a new document." ma:contentTypeScope="" ma:versionID="ab7955384a3b7491c72b82d5e1b806c6">
   <xsd:schema xmlns:xsd="http://www.w3.org/2001/XMLSchema" xmlns:xs="http://www.w3.org/2001/XMLSchema" xmlns:p="http://schemas.microsoft.com/office/2006/metadata/properties" xmlns:ns1="http://schemas.microsoft.com/sharepoint/v3" xmlns:ns2="05b8b9e2-f6c1-4215-91c3-b88e37d04829" targetNamespace="http://schemas.microsoft.com/office/2006/metadata/properties" ma:root="true" ma:fieldsID="233324f69553bf1c89f5d12d2abd2c0d" ns1:_="" ns2:_="">
     <xsd:import namespace="http://schemas.microsoft.com/sharepoint/v3"/>
@@ -6855,15 +6851,11 @@
 </ct:contentTypeSchema>
 </file>
 
-<file path=customXml/itemProps1.xml><?xml version="1.0" encoding="utf-8"?>
-<ds:datastoreItem xmlns:ds="http://schemas.openxmlformats.org/officeDocument/2006/customXml" ds:itemID="{12EF3859-BCA7-4C2C-A1C3-140837AF1ACE}">
-  <ds:schemaRefs>
-    <ds:schemaRef ds:uri="http://schemas.microsoft.com/sharepoint/v3/contenttype/forms"/>
-  </ds:schemaRefs>
-</ds:datastoreItem>
+<file path=customXml/item4.xml><?xml version="1.0" encoding="utf-8"?>
+<b:Sources xmlns:b="http://schemas.openxmlformats.org/officeDocument/2006/bibliography" xmlns="http://schemas.openxmlformats.org/officeDocument/2006/bibliography" SelectedStyle="\APASixthEditionOfficeOnline.xsl" StyleName="APA" Version="6"/>
 </file>
 
-<file path=customXml/itemProps2.xml><?xml version="1.0" encoding="utf-8"?>
+<file path=customXml/itemProps1.xml><?xml version="1.0" encoding="utf-8"?>
 <ds:datastoreItem xmlns:ds="http://schemas.openxmlformats.org/officeDocument/2006/customXml" ds:itemID="{43F8FE86-05AD-41A3-BE3A-5F6A71AF3BFD}">
   <ds:schemaRefs>
     <ds:schemaRef ds:uri="http://schemas.microsoft.com/office/2006/metadata/properties"/>
@@ -6872,15 +6864,15 @@
 </ds:datastoreItem>
 </file>
 
-<file path=customXml/itemProps3.xml><?xml version="1.0" encoding="utf-8"?>
-<ds:datastoreItem xmlns:ds="http://schemas.openxmlformats.org/officeDocument/2006/customXml" ds:itemID="{FB0B0E64-0139-4C97-9DE1-AB323D738EA3}">
+<file path=customXml/itemProps2.xml><?xml version="1.0" encoding="utf-8"?>
+<ds:datastoreItem xmlns:ds="http://schemas.openxmlformats.org/officeDocument/2006/customXml" ds:itemID="{12EF3859-BCA7-4C2C-A1C3-140837AF1ACE}">
   <ds:schemaRefs>
-    <ds:schemaRef ds:uri="http://schemas.openxmlformats.org/officeDocument/2006/bibliography"/>
+    <ds:schemaRef ds:uri="http://schemas.microsoft.com/sharepoint/v3/contenttype/forms"/>
   </ds:schemaRefs>
 </ds:datastoreItem>
 </file>
 
-<file path=customXml/itemProps4.xml><?xml version="1.0" encoding="utf-8"?>
+<file path=customXml/itemProps3.xml><?xml version="1.0" encoding="utf-8"?>
 <ds:datastoreItem xmlns:ds="http://schemas.openxmlformats.org/officeDocument/2006/customXml" ds:itemID="{C54CE124-BEAB-413B-B7F1-6BC3028FC431}">
   <ds:schemaRefs>
     <ds:schemaRef ds:uri="http://schemas.microsoft.com/office/2006/metadata/contentType"/>
@@ -6897,4 +6889,12 @@
     <ds:schemaRef ds:uri="http://schemas.microsoft.com/internal/obd"/>
   </ds:schemaRefs>
 </ds:datastoreItem>
+</file>
+
+<file path=customXml/itemProps4.xml><?xml version="1.0" encoding="utf-8"?>
+<ds:datastoreItem xmlns:ds="http://schemas.openxmlformats.org/officeDocument/2006/customXml" ds:itemID="{FB0B0E64-0139-4C97-9DE1-AB323D738EA3}">
+  <ds:schemaRefs>
+    <ds:schemaRef ds:uri="http://schemas.openxmlformats.org/officeDocument/2006/bibliography"/>
+  </ds:schemaRefs>
+</ds:datastoreItem>
 </file>